--- a/tillsyn/A 29667-2025 tillsynsbegäran.docx
+++ b/tillsyn/A 29667-2025 tillsynsbegäran.docx
@@ -22,7 +22,7 @@
       <w:r>
         <w:drawing>
           <wp:inline xmlns:a="http://schemas.openxmlformats.org/drawingml/2006/main" xmlns:pic="http://schemas.openxmlformats.org/drawingml/2006/picture">
-            <wp:extent cx="5486400" cy="4535632"/>
+            <wp:extent cx="5486400" cy="4553558"/>
             <wp:docPr id="1" name="Picture 1"/>
             <wp:cNvGraphicFramePr>
               <a:graphicFrameLocks noChangeAspect="1"/>
@@ -43,7 +43,7 @@
                   <pic:spPr>
                     <a:xfrm>
                       <a:off x="0" y="0"/>
-                      <a:ext cx="5486400" cy="4535632"/>
+                      <a:ext cx="5486400" cy="4553558"/>
                     </a:xfrm>
                     <a:prstGeom prst="rect"/>
                   </pic:spPr>
@@ -60,12 +60,12 @@
         <w:spacing w:after="240"/>
       </w:pPr>
       <w:r>
-        <w:t>Figur 1. Fyndplatser för naturvårdsarter i avverkningsanmälan. Markörer utan svart kant är placerade på fyndplatsen. Markörer med svart kant är placerade vid sidan av fyndplatsen har ett svart streck som visar fyndplatsens exakta position. Kartans mittpunktskoordinat är N 7331060, E 655592 i SWEREF 99 TM.</w:t>
+        <w:t>Figur 1. Fyndplatser för naturvårdsarter i och inom 11 meter från avverkningsanmälan. Markörer utan svart kant är placerade på fyndplatsen. Markörer med svart kant är placerade vid sidan av fyndplatsen har ett svart streck som visar fyndplatsens exakta position. Kartans mittpunktskoordinat är N 7331060, E 655592 i SWEREF 99 TM.</w:t>
       </w:r>
     </w:p>
     <w:p>
       <w:r>
-        <w:t>I avverkningsanmälan finns fynd av 3 naturvårdsarter, varav 3 är rödlistade, 1 är fridlyst och 3 är typiska (T): garnlav (VU, T), knottrig blåslav (NT, T) och tretåig hackspett (NT, T, §4). Se Figur 1.</w:t>
+        <w:t>I och inom 11 meter från avverkningsanmälan finns fynd av 32 naturvårdsarter, varav 21 är rödlistade, 9 är fridlysta, 23 är typiska (T) och 8 är signalarter (S): blackticka (VU), doftticka (VU, T, §8), garnlav (VU, T), gränsticka (VU, T), tajgaskinn (VU), blanksvart spiklav (NT), duvhök (NT, §4), dvärgbägarlav (NT, T), gammelgransskål (NT, T), knottrig blåslav (NT, T), rosenticka (NT, T), rödbrun blekspik (NT, T), stjärntagging (NT, T), talltita (NT, §4), tretåig hackspett (NT, T, §4), ullticka (NT, T), vedskivlav (NT, T), vedtrappmossa (NT, T), violmussling (NT, T), vitgrynig nållav (NT), älg (NT), bronshjon (S, T), bårdlav (S, T), korallrot (S, T, §8), luddlav (S, T), norrlandslav (S, T), spindelblomster (S, T, §8), stuplav (S, T), vågbandad barkbock (S), spillkråka (T, §4), tjäder (T, §4) och brudsporre (§8). Se Figur 1.</w:t>
       </w:r>
     </w:p>
     <w:p>
@@ -83,6 +83,11 @@
     </w:p>
     <w:p>
       <w:r>
+        <w:t>Vi begär vidare att Skogsstyrelsen säkerställer att inga skador eller försämringar av naturtypens bevarandestatus i området tillåts ske. Se Rådets direktiv 92/43/EEG samt ickeförsämringskravet i EU:s naturrestaureringsförordning (EU 2024/1991).</w:t>
+      </w:r>
+    </w:p>
+    <w:p>
+      <w:r>
         <w:t>Vi önskar även ta del av de ställningstaganden och beslut som myndigheten meddelar till följd av aktuell avverkningsanmälan och föreningens inlaga (se 34 § förvaltningslagen).</w:t>
       </w:r>
     </w:p>
@@ -104,6 +109,46 @@
         <w:rPr>
           <w:b/>
         </w:rPr>
+        <w:t>Blackticka (VU)</w:t>
+      </w:r>
+      <w:r>
+        <w:t>, rödlistad som sårbar, är en exklusiv svamp som signalerar fuktiga granskogar med mycket höga naturvärden. Den har klassificerats som en “urskogsindikator” och påträffas nästan enbart i urskogsartade barrnaturskogar med långvarig kontinuitet av grova lågor i olika nedbrytningsstadier. Skogsskötselåtgärder på eller i omedelbar närhet av lokalerna utgör ett hot och på lång sikt innebär fragmenteringen av skogslandskapet att artens förekomster isoleras vilket i sig utgör ett hot mot artens överlevnad. Fler skogar med blackticka måste skyddas (Nitare &amp; Skogsstyrelsen, 2019; SLU Artdatabanken, 2024).</w:t>
+      </w:r>
+    </w:p>
+    <w:p>
+      <w:r>
+        <w:rPr>
+          <w:b/>
+        </w:rPr>
+        <w:t>Doftticka (VU, §8)</w:t>
+      </w:r>
+      <w:r>
+        <w:t xml:space="preserve"> är rödlistad som sårbar (VU) och fridlyst enligt 8§ artskyddsförordningen. Den är även globalt rödlistad som Nära hotad (NT) vilket innebär att Sverige har ett internationellt ansvar för arten. Doftticka är beroende av hög och jämn luftfuktighet i gamla, ostörda skogsmiljöer och är känslig för snabba förändringar av ljus-/vindförhållanden eller uttorkning. Dofttickan är placerad i toppen av Skogsstyrelsens värdepyramid för bedömning av skog med höga naturvärden och signalerar alltid gamla sälgar och skogsområden med höga naturvärden. Avverkning av värdträd (främst sälg) utgör det största hotet och när gamla och olikåldriga skogar med sälg avverkas försvinner oftast sälgen. Dofttickan har minskat med ca 30 % under de senaste 30 åren och är typisk art för </w:t>
+      </w:r>
+      <w:r>
+        <w:rPr>
+          <w:i/>
+        </w:rPr>
+        <w:t>9010 Taiga</w:t>
+      </w:r>
+      <w:r>
+        <w:t xml:space="preserve"> och</w:t>
+      </w:r>
+      <w:r>
+        <w:rPr>
+          <w:i/>
+        </w:rPr>
+        <w:t xml:space="preserve"> 9050 Näringsrik granskog </w:t>
+      </w:r>
+      <w:r>
+        <w:t>(IUCN Redlist, 2024; Nitare &amp; Skogsstyrelsen, 2019; SLU Artdatabanken, 2024).</w:t>
+      </w:r>
+    </w:p>
+    <w:p>
+      <w:r>
+        <w:rPr>
+          <w:b/>
+        </w:rPr>
         <w:t>Garnlav (VU)</w:t>
       </w:r>
       <w:r>
@@ -133,6 +178,99 @@
         <w:rPr>
           <w:b/>
         </w:rPr>
+        <w:t>Gränsticka (VU)</w:t>
+      </w:r>
+      <w:r>
+        <w:t xml:space="preserve"> är en mycket bra signalart inom hela sitt utbredningsområde. Den är huvudsakligen knuten till restbestånd av barrnaturskog och förekommer med ett tydligt optimum i orörda eller måttligt påverkade gamla granskogar där det föreligger långvarig kontinuitet av grov död ved. Den totala populationen bedöms ha minskat och fortsätter att minska i takt med att grankontinuitetsskogar (äldre tidigare icke kalavverkade skogar) minskar i areal. Minskningstakten överstiger gränsvärdet för sårbar (VU). Lokaler som hyser arten bör undantas från skogsbruk, speciellt i mellersta och södra Sverige. Gränsticka är typisk art för </w:t>
+      </w:r>
+      <w:r>
+        <w:rPr>
+          <w:i/>
+        </w:rPr>
+        <w:t>9010 Taiga</w:t>
+      </w:r>
+      <w:r>
+        <w:t xml:space="preserve"> (SLU Artdatabanken, 2026; Nitare &amp; Skogsstyrelsen, 2019).</w:t>
+      </w:r>
+    </w:p>
+    <w:p>
+      <w:r>
+        <w:rPr>
+          <w:b/>
+        </w:rPr>
+        <w:t>Tajgaskinn (VU)</w:t>
+      </w:r>
+      <w:r>
+        <w:t xml:space="preserve"> är placerad högst upp i Skogsstyrelsens värdepyramid för bedömning av skog med höga naturvärden och har klassificerats som en ”urskogsindikator” som kräver närmast orörda skogsmiljöer med långvarig kontinuitet av grova granlågor i olika nedbrytningsstadier (Nitare &amp; Skogsstyrelsen, 2019).</w:t>
+      </w:r>
+    </w:p>
+    <w:p>
+      <w:r>
+        <w:rPr>
+          <w:b/>
+        </w:rPr>
+        <w:t>Blanksvart spiklav (NT)</w:t>
+      </w:r>
+      <w:r>
+        <w:t xml:space="preserve"> förekommer på torr, hård, gammal kärnved men även på äldre ytved av tall i naturskogsartade bestånd med begränsad brandpåverkan och ostörd hydrologi. Skogsbruksåtgärder på eller i närheten av lokaler med blanksvart spiklav utgör ett hot. Naturskogsartade öppna tall- och barrblandskogar med blanksvart spiklav indikerar höga biologiska värden och bör bevaras (SLU Artdatabanken, 2024).</w:t>
+      </w:r>
+    </w:p>
+    <w:p>
+      <w:r>
+        <w:rPr>
+          <w:b/>
+        </w:rPr>
+        <w:t>Duvhök (NT, §4)</w:t>
+      </w:r>
+      <w:r>
+        <w:t>, som är rödlistad som nära hotad, har minskat med 15 (0–30) % under de senaste 18 åren och minskningstakten för den svenska populationen bedöms vara nära gränsvärdet för sårbar (VU). Arten är starkt bunden till skogsmark och jagar helst inne i äldre skog. Den missgynnas av stora hyggen och täta planteringar. De gamla fåglarna är i huvudsak stationära i sina revir och boet läggs inne i tät, oftast äldre skog. Kantzoner mot öppen mark undviks och duvhöken, som är beroende av insynsskyddade boplatser, är därför känsligare för slutavverkning än flera andra rovfåglar. Friställande av boträd eller avverkning så att boplatsen blir exponerad mot öppen mark, medför att platsen överges. Eftersom duvhöken helst häckar i gammal skog, är dess häckningsplatser i princip alltid mer eller mindre hotade av skogsbruk och avverkningar (SLU Artdatabanken, 2026; Skogsstyrelsen 2016).</w:t>
+      </w:r>
+    </w:p>
+    <w:p>
+      <w:r>
+        <w:rPr>
+          <w:b/>
+        </w:rPr>
+        <w:t>Dvärgbägarlav (NT)</w:t>
+      </w:r>
+      <w:r>
+        <w:t xml:space="preserve"> förekommer över hela Sverige på gammal hård ved, huvudsakligen på tall men i södra Sverige även på ek. Veden utgörs framförallt av grova stubbar, lågor och grenar. Substratet har blivit sällsyntare och nybildning av substrat sker bara i begränsad omfattning. Arten hotas av att grova lågor blir allt sällsyntare i dagens kulturskogar samt att nybildningen av lämpliga substrat går mycket långsamt. En riklig tillgång på gamla tall- eller eklågor måste säkerställas på artens lokaler. Dvärgbägarlav är typisk art för </w:t>
+      </w:r>
+      <w:r>
+        <w:rPr>
+          <w:i/>
+        </w:rPr>
+        <w:t>9010 Taiga</w:t>
+      </w:r>
+      <w:r>
+        <w:t xml:space="preserve"> (SLU Artdatabanken, 2024; Nitare &amp; Skogsstyrelsen, 2019).</w:t>
+      </w:r>
+    </w:p>
+    <w:p>
+      <w:r>
+        <w:rPr>
+          <w:b/>
+        </w:rPr>
+        <w:t>Gammelgransskål (NT)</w:t>
+      </w:r>
+      <w:r>
+        <w:t xml:space="preserve"> är en liten skålsvamp som växer på gamla granar med skrovlig bark. Typiska växtplatser är gransumpskog i myrkanter, bäckdråg, bäckraviner och skuggiga bergssluttningar, men också skog på torrare mark kan hysa arten om beståndet har stark naturskogskaraktär. Bestånd med arten bör behandlas som nyckelbiotoper och sparas vid en slutavverkning. Även gallring bör undvikas. Gammelgransskål är typisk art för </w:t>
+      </w:r>
+      <w:r>
+        <w:rPr>
+          <w:i/>
+        </w:rPr>
+        <w:t>9010 Taiga</w:t>
+      </w:r>
+      <w:r>
+        <w:t xml:space="preserve"> (SLU Artdatabanken, 2024; Nitare &amp; Skogsstyrelsen, 2019).</w:t>
+      </w:r>
+    </w:p>
+    <w:p>
+      <w:r>
+        <w:rPr>
+          <w:b/>
+        </w:rPr>
         <w:t>Knottrig blåslav (NT)</w:t>
       </w:r>
       <w:r>
@@ -164,6 +302,104 @@
         <w:rPr>
           <w:b/>
         </w:rPr>
+        <w:t>Rosenticka (NT)</w:t>
+      </w:r>
+      <w:r>
+        <w:t xml:space="preserve">, rödlistad som nära hotad, ingår i en karaktäristisk association av vedsvampar som växer på gamla, grova granlågor i urskogsartade barrskogar. Den är placerad i toppen av Skogsstyrelsens värdepyramid för bedömning av skog med höga naturvärden och indikerar ett granskogsekosystem med långvarig kontinuitet av grova lågor. Artens beroende av grova granlågor innebär att alla skogsskötselåtgärder på eller i omedelbar närhet av lokalerna utgör ett hot på lång sikt. Det är angeläget att populationerna inte ytterligare glesas ut och ett tillräckligt antal områden där arten nu finns måste sparas för framtiden. Rosenticka är typisk art för </w:t>
+      </w:r>
+      <w:r>
+        <w:rPr>
+          <w:i/>
+        </w:rPr>
+        <w:t xml:space="preserve">9010 Taiga </w:t>
+      </w:r>
+      <w:r>
+        <w:t xml:space="preserve">och </w:t>
+      </w:r>
+      <w:r>
+        <w:rPr>
+          <w:i/>
+        </w:rPr>
+        <w:t>9050 Näringsrik granskog</w:t>
+      </w:r>
+      <w:r>
+        <w:t xml:space="preserve"> (Nitare &amp; Skogsstyrelsen, 2019; SLU Artdatabanken, 2024).</w:t>
+      </w:r>
+    </w:p>
+    <w:p>
+      <w:r>
+        <w:rPr>
+          <w:b/>
+        </w:rPr>
+        <w:t>Rödbrun blekspik (NT)</w:t>
+      </w:r>
+      <w:r>
+        <w:t xml:space="preserve"> växer i norra Sverige på bark och ved av björk och gran i skogar med hög och jämn luftfuktighet. I södra Sverige växer den främst på ek i öppna åldriga lövskogar. I norra delen av sitt utbredningsområde hotas arten av slutavverkningar av gamla granskogar. I den södra delen av landet hotas den genom de åldriga lövskogarnas tillbakagång och särskilt ekhagarnas igenväxning och genom plantering av sådan mark med barrskog. Rödbrun blekspik är typisk art för </w:t>
+      </w:r>
+      <w:r>
+        <w:rPr>
+          <w:i/>
+        </w:rPr>
+        <w:t xml:space="preserve">9010 Taiga, 9020 Nordlig ädellövskog, 9070 Trädklädd betesmark, 9160 Näringsrik ekskog </w:t>
+      </w:r>
+      <w:r>
+        <w:t xml:space="preserve">och </w:t>
+      </w:r>
+      <w:r>
+        <w:rPr>
+          <w:i/>
+        </w:rPr>
+        <w:t>9180 Ädellövskog i branter</w:t>
+      </w:r>
+      <w:r>
+        <w:t xml:space="preserve"> och signalerar alltid höga naturvärden (SLU Artdatabanken, 2024; Nitare &amp; Skogsstyrelsen, 2019).</w:t>
+      </w:r>
+    </w:p>
+    <w:p>
+      <w:r>
+        <w:rPr>
+          <w:b/>
+        </w:rPr>
+        <w:t>Stjärntagging (NT)</w:t>
+      </w:r>
+      <w:r>
+        <w:t xml:space="preserve"> signalerar inom hela sitt utbredningsområde höga naturvärden. Svampen är uttorkningskänslig och beroende av ett oförändrat fuktigt mikroklimat. Den är även beroende av en ständig tillgång på död ved i olika nedbrytningsstadier, dock ej nödvändigtvis grova träd. Tidigare påverkan på miljön måste dock ha varit så skonsam att det naturliga skogsekosystemet till stora delar har bevarats. Minskningstakten för den svenska populationen bedöms vara nära gränsvärdet för Sårbar (VU). Stjärntagging är typisk art för </w:t>
+      </w:r>
+      <w:r>
+        <w:rPr>
+          <w:i/>
+        </w:rPr>
+        <w:t xml:space="preserve">9010 Taiga, 9050 Näringsrik granskog </w:t>
+      </w:r>
+      <w:r>
+        <w:t xml:space="preserve">och </w:t>
+      </w:r>
+      <w:r>
+        <w:rPr>
+          <w:i/>
+        </w:rPr>
+        <w:t>9030 Landhöjningsskog</w:t>
+      </w:r>
+      <w:r>
+        <w:t xml:space="preserve"> (SLU Artdatabanken, 2024; Nitare &amp; Skogsstyrelsen, 2019).</w:t>
+      </w:r>
+    </w:p>
+    <w:p>
+      <w:r>
+        <w:rPr>
+          <w:b/>
+        </w:rPr>
+        <w:t>Talltita (NT, §4)</w:t>
+      </w:r>
+      <w:r>
+        <w:t>, rödlistad som nära hotad och prioriterad art i Skogsvårdslagen, har häckningsrevir i anmälan. Arten har minskat kraftigt de senaste 30 åren och minskningstakten innevarande 10-årsperiod beräknas till 20 (10–30) %. Talltitan är synnerligen trogen sitt cirka 15 hektar stora revir och är beroende av flerskiktade olikåldriga skogar för att kunna föda upp sina ungar. Talltitan försvinner om dess livsmiljö kalavverkas (Eggers &amp; Low, 2014; Ekman, 1979; Griesser et al, 2007; Klein, 2020; Siffczyk et al, 2003; SLU Artdatabanken, 2021).</w:t>
+      </w:r>
+    </w:p>
+    <w:p>
+      <w:r>
+        <w:rPr>
+          <w:b/>
+        </w:rPr>
         <w:t>Tretåig hackspett (NT, §4)</w:t>
       </w:r>
       <w:r>
@@ -186,6 +422,477 @@
       </w:r>
       <w:r>
         <w:t xml:space="preserve"> (Skogsstyrelsen, 2016; SLU Artdatabanken, 2024).</w:t>
+      </w:r>
+    </w:p>
+    <w:p>
+      <w:r>
+        <w:rPr>
+          <w:b/>
+        </w:rPr>
+        <w:t>Ullticka (NT)</w:t>
+      </w:r>
+      <w:r>
+        <w:t xml:space="preserve"> är knuten till restbestånd av barrnaturskog och förekommer med ett tydligt optimum i orörda eller måttligt påverkade gamla granskogar där det föreligger viss kontinuitet av grov död ved. Ullticka är en bra signalart inom hela sitt utbredningsområde och i södra Sverige är den sällsynt och en god signalart för skyddsvärda granskogsmiljöer. Den hotas av avverkning och fragmentering av naturskog och äldre granskog med lång trädkontinuitet. På ullticka kan ibland ulltickeporing (VU) påträffas - det är en sällsynt ticka som nyligen delats upp i de tre olika arterna ulltickeporing </w:t>
+      </w:r>
+      <w:r>
+        <w:rPr>
+          <w:i/>
+        </w:rPr>
+        <w:t xml:space="preserve">Skeletocutis brevispora </w:t>
+      </w:r>
+      <w:r>
+        <w:t>(VU)</w:t>
+      </w:r>
+      <w:r>
+        <w:rPr>
+          <w:i/>
+        </w:rPr>
+        <w:t>, Skeletocutis delicata</w:t>
+      </w:r>
+      <w:r>
+        <w:t xml:space="preserve"> (VU)</w:t>
+      </w:r>
+      <w:r>
+        <w:rPr>
+          <w:i/>
+        </w:rPr>
+        <w:t xml:space="preserve"> och Skeletocutis exilis</w:t>
+      </w:r>
+      <w:r>
+        <w:t xml:space="preserve"> (NT). Ullticka är typisk art för </w:t>
+      </w:r>
+      <w:r>
+        <w:rPr>
+          <w:i/>
+        </w:rPr>
+        <w:t xml:space="preserve">9010 Taiga, 9050 Näringsrik granskog </w:t>
+      </w:r>
+      <w:r>
+        <w:t xml:space="preserve">och </w:t>
+      </w:r>
+      <w:r>
+        <w:rPr>
+          <w:i/>
+        </w:rPr>
+        <w:t>9030 Landhöjningsskog</w:t>
+      </w:r>
+      <w:r>
+        <w:t xml:space="preserve"> (SLU Artdatabanken, 2026; Nitare &amp; Skogsstyrelsen, 2019; Miettinen &amp; Niemelä, 2018).</w:t>
+      </w:r>
+    </w:p>
+    <w:p>
+      <w:r>
+        <w:rPr>
+          <w:b/>
+        </w:rPr>
+        <w:t>Vedskivlav (NT)</w:t>
+      </w:r>
+      <w:r>
+        <w:t xml:space="preserve"> växer på gammal, torr, exponerad, hård kärnved av framförallt tall i naturskogsartade bestånd. Avverkning av tallskog av naturskogskaraktär med spår av återkommande bränder är ett hot. Mängden lämplig ved att växa på för vedskivlav minskar, dels på grund av naturlig nedbrytning men framförallt på grund av att de förstörs i samband med slutavverkningar, gallringar och markberedning. Tall- och blandbarrskogar av naturskogskaraktär med spår av återkommande bränder bör skyddas. Vedskivlav är typisk art för </w:t>
+      </w:r>
+      <w:r>
+        <w:rPr>
+          <w:i/>
+        </w:rPr>
+        <w:t>9010 Taiga</w:t>
+      </w:r>
+      <w:r>
+        <w:t xml:space="preserve"> (SLU Artdatabanken, 2024).</w:t>
+      </w:r>
+    </w:p>
+    <w:p>
+      <w:r>
+        <w:rPr>
+          <w:b/>
+        </w:rPr>
+        <w:t xml:space="preserve">Vedtrappmossa (NT) </w:t>
+      </w:r>
+      <w:r>
+        <w:t xml:space="preserve">växer på död ved, främst i gammal granskog. Den förekommer knappast alls i fjällnära barrskogar utan finns i skogslandskapet nedom fjällen och framför allt i landets södra delar är den en mycket bra signalart för barrnaturskog med höga naturvärden. Skogsavverkning och brist på grov död ved i skogen är de allvarligaste hoten och den överlever inte kalhyggesbruk. Lokaler med sluten granskog, tillräckligt stora för att säkerställa ett kontinuerligt tillskott på grova lågor, bör undantas från storskaligt skogsbruk. Vedtrappmossa är typisk art för </w:t>
+      </w:r>
+      <w:r>
+        <w:rPr>
+          <w:i/>
+        </w:rPr>
+        <w:t>9010 Taiga</w:t>
+      </w:r>
+      <w:r>
+        <w:t xml:space="preserve"> (SLU Artdatabanken, 2024).</w:t>
+      </w:r>
+    </w:p>
+    <w:p>
+      <w:r>
+        <w:rPr>
+          <w:b/>
+        </w:rPr>
+        <w:t>Violmussling (NT)</w:t>
+      </w:r>
+      <w:r>
+        <w:t xml:space="preserve"> växer på döda, oftast omkullfallna stammar av gran eller tall. De flesta fynden har gjorts i gammal, orörd skog och arten är en mycket god indikator på förekomst av lång skoglig kontinuitet. Platser som hyser stora bestånd av violmussling bör i första hand skyddas och undantas från skogsbruk. Flera sällsynta och mycket sällsynta tickor och skalbaggar är mer eller mindre starkt associerade med violtickor </w:t>
+      </w:r>
+      <w:r>
+        <w:rPr>
+          <w:i/>
+        </w:rPr>
+        <w:t>Trichaptum spp.</w:t>
+      </w:r>
+      <w:r>
+        <w:t xml:space="preserve"> och död ved som först rötats av någon </w:t>
+      </w:r>
+      <w:r>
+        <w:rPr>
+          <w:i/>
+        </w:rPr>
+        <w:t>Trichaptum-art</w:t>
+      </w:r>
+      <w:r>
+        <w:t>. Bland dessa kan nämnas gul mjukporing (CR), lämmelporing (CR), kilporing (VU), parasitporing (VU), gropig brunbagge (NT), gulbandad brunbagge</w:t>
+      </w:r>
+      <w:r>
+        <w:rPr>
+          <w:i/>
+        </w:rPr>
+        <w:t xml:space="preserve"> </w:t>
+      </w:r>
+      <w:r>
+        <w:t>(NT) och brunkantad brunbagge</w:t>
+      </w:r>
+      <w:r>
+        <w:rPr>
+          <w:i/>
+        </w:rPr>
+        <w:t xml:space="preserve"> </w:t>
+      </w:r>
+      <w:r>
+        <w:t xml:space="preserve">(DD). Violmussling är typisk art för </w:t>
+      </w:r>
+      <w:r>
+        <w:rPr>
+          <w:i/>
+        </w:rPr>
+        <w:t>9010 Taiga</w:t>
+      </w:r>
+      <w:r>
+        <w:t xml:space="preserve"> (SLU Artdatabanken, 2026; Nitare &amp; Skogsstyrelsen, 2019).</w:t>
+      </w:r>
+    </w:p>
+    <w:p>
+      <w:r>
+        <w:rPr>
+          <w:b/>
+        </w:rPr>
+        <w:t>Vitgrynig nållav (NT)</w:t>
+      </w:r>
+      <w:r>
+        <w:t xml:space="preserve"> växer nästan uteslutande på bark av gamla, senvuxna granar i skuggiga lägen med hög och jämn luftfuktighet. Den vanligaste naturtypen för arten är kontinuitetsskogar på frisk mark men den finns också i sumpgranskogar. På lång sikt utgör avverkningar av olikåldriga granskogar av naturskogskaraktär ett allvarligt hot mot arten och skogsbruksåtgärder på eller i närheten av växtplatserna bör undvikas. Naturskogsartade, fuktiga granskogar med förekomster av arten signalerar höga biologiska värden och bör bevaras (SLU Artdatabanken, 2024; Nitare &amp; Skogsstyrelsen, 2019).</w:t>
+      </w:r>
+    </w:p>
+    <w:p>
+      <w:r>
+        <w:rPr>
+          <w:b/>
+        </w:rPr>
+        <w:t>Bronshjon</w:t>
+      </w:r>
+      <w:r>
+        <w:t xml:space="preserve"> är en skalbagge vars larvutveckling sker under grov bark på stammar av döda eller döende barrträd, främst gran, i mindre omfattning tall. Arten är knuten till äldre, naturskogslik granskog med inslag av torkande träd. Bronshjon är typisk art för </w:t>
+      </w:r>
+      <w:r>
+        <w:rPr>
+          <w:i/>
+        </w:rPr>
+        <w:t>9010 Taiga</w:t>
+      </w:r>
+      <w:r>
+        <w:t xml:space="preserve"> (SLU Artdatabanken, 2025).</w:t>
+      </w:r>
+    </w:p>
+    <w:p>
+      <w:r>
+        <w:rPr>
+          <w:b/>
+        </w:rPr>
+        <w:t>Bårdlav</w:t>
+      </w:r>
+      <w:r>
+        <w:t xml:space="preserve"> signalerar miljöer med höga naturvärden och på lokalerna finns vanligtvis många andra ovanliga och rödlistade arter. Den visar även på platser med hög och jämn luftfuktighet. På bårdlav och andra njurlavar (Nephroma) kan de sällsynta parasiterna </w:t>
+      </w:r>
+      <w:r>
+        <w:rPr>
+          <w:i/>
+        </w:rPr>
+        <w:t xml:space="preserve">Protounguicularia nephromatis </w:t>
+      </w:r>
+      <w:r>
+        <w:t xml:space="preserve">(VU) och </w:t>
+      </w:r>
+      <w:r>
+        <w:rPr>
+          <w:i/>
+        </w:rPr>
+        <w:t xml:space="preserve">Tremella nephromatis </w:t>
+      </w:r>
+      <w:r>
+        <w:t xml:space="preserve">(DD) påträffas. Bårdlav är typisk art för </w:t>
+      </w:r>
+      <w:r>
+        <w:rPr>
+          <w:i/>
+        </w:rPr>
+        <w:t xml:space="preserve">9010 Taiga, 9020 Nordlig ädellövskog, 9070 Trädklädd betesmark, 9110 Näringsfattig bokskog, 9160 Näringsrik ekskog, 9180 Ädellövskog i branter </w:t>
+      </w:r>
+      <w:r>
+        <w:t>och</w:t>
+      </w:r>
+      <w:r>
+        <w:rPr>
+          <w:i/>
+        </w:rPr>
+        <w:t xml:space="preserve"> 9190 Näringsfattig ekskog</w:t>
+      </w:r>
+      <w:r>
+        <w:t xml:space="preserve"> (SLU Artdatabanken, 2026; Nitare &amp; Skogsstyrelsen, 2019).</w:t>
+      </w:r>
+    </w:p>
+    <w:p>
+      <w:r>
+        <w:rPr>
+          <w:b/>
+        </w:rPr>
+        <w:t>Korallrot (§8)</w:t>
+      </w:r>
+      <w:r>
+        <w:t xml:space="preserve"> växer i sumpskogar och annan fuktig eller växelfuktig skogsmark, exempelvis i alkärr och kärrkanter, fuktiga bäckdalar, raviner, myrlaggar, sumpiga strandskogar samt i fuktiga lundar. Den visar på mer eller mindre stabila förhållanden och intakt hydrologi och är känslig för avverkning, körskador, skogsgödsling och dikning. Korallrot är typisk art för </w:t>
+      </w:r>
+      <w:r>
+        <w:rPr>
+          <w:i/>
+        </w:rPr>
+        <w:t>9080 Lövsumpskog</w:t>
+      </w:r>
+      <w:r>
+        <w:t xml:space="preserve"> och fridlyst enligt 8 § artskyddsförordningen (SLU Artdatabanken, 2024; Nitare &amp; Skogsstyrelsen, 2019).</w:t>
+      </w:r>
+    </w:p>
+    <w:p>
+      <w:r>
+        <w:rPr>
+          <w:b/>
+        </w:rPr>
+        <w:t>Luddlav</w:t>
+      </w:r>
+      <w:r>
+        <w:t xml:space="preserve"> signalerar lång skoglig kontinuitet med ett stabilt lokal- och mikroklimat med hög och jämn fuktighet. Luddlav är typisk art för </w:t>
+      </w:r>
+      <w:r>
+        <w:rPr>
+          <w:i/>
+        </w:rPr>
+        <w:t>9010 Taiga,</w:t>
+      </w:r>
+      <w:r>
+        <w:t xml:space="preserve"> </w:t>
+      </w:r>
+      <w:r>
+        <w:rPr>
+          <w:i/>
+        </w:rPr>
+        <w:t xml:space="preserve">9020 Nordlig ädellövskog, 9070 Trädklädd betesmark, 9110 Näringsfattig bokskog, 9180 Ädellövskog i branter </w:t>
+      </w:r>
+      <w:r>
+        <w:t>och</w:t>
+      </w:r>
+      <w:r>
+        <w:rPr>
+          <w:i/>
+        </w:rPr>
+        <w:t xml:space="preserve"> 9190 Näringsfattig ekskog </w:t>
+      </w:r>
+      <w:r>
+        <w:t>(Nitare &amp; Skogsstyrelsen, 2019; SLU Artdatabanken, 2025).</w:t>
+      </w:r>
+    </w:p>
+    <w:p>
+      <w:r>
+        <w:rPr>
+          <w:b/>
+        </w:rPr>
+        <w:t xml:space="preserve">Norrlandslav </w:t>
+      </w:r>
+      <w:r>
+        <w:t xml:space="preserve">indikerar söder om den naturliga norrlandsgränsen barrskogsbeklädda bergbranter eller andra ostörda skogsmiljöer med höga naturvärden. Norrlandslav är typisk art för </w:t>
+      </w:r>
+      <w:r>
+        <w:rPr>
+          <w:i/>
+        </w:rPr>
+        <w:t xml:space="preserve">9010 Taiga, 8110 Silikatrasmarker </w:t>
+      </w:r>
+      <w:r>
+        <w:t>och</w:t>
+      </w:r>
+      <w:r>
+        <w:rPr>
+          <w:i/>
+        </w:rPr>
+        <w:t xml:space="preserve"> 8120 Kalkrasmarker </w:t>
+      </w:r>
+      <w:r>
+        <w:t>(Nitare &amp; Skogsstyrelsen, 2000; SLU Artdatabanken, 2025).</w:t>
+      </w:r>
+    </w:p>
+    <w:p>
+      <w:r>
+        <w:rPr>
+          <w:b/>
+        </w:rPr>
+        <w:t>Spindelblomster (§8)</w:t>
+      </w:r>
+      <w:r>
+        <w:t xml:space="preserve"> växer i äldre mossrik granskog eller barrblandskog, men även i fjällbjörkskog. Arten indikerar långvarig trädkontinuitet och hög luftfuktighet och är mycket känslig för uttorkning och markskador. Spindelblomster har i många trakter minskat starkt under senare tid på grund av slutavverkningar och skogsmarksdikning. Spindelblomster är typisk art för </w:t>
+      </w:r>
+      <w:r>
+        <w:rPr>
+          <w:i/>
+        </w:rPr>
+        <w:t xml:space="preserve">9010 Taiga, 9050 Näringsrik granskog </w:t>
+      </w:r>
+      <w:r>
+        <w:t>och</w:t>
+      </w:r>
+      <w:r>
+        <w:rPr>
+          <w:i/>
+        </w:rPr>
+        <w:t xml:space="preserve"> 9040 Fjällbjörkskog</w:t>
+      </w:r>
+      <w:r>
+        <w:t xml:space="preserve"> (Nitare &amp; Skogsstyrelsen, 2019; SLU Artdatabanken, 2025).</w:t>
+      </w:r>
+    </w:p>
+    <w:p>
+      <w:r>
+        <w:rPr>
+          <w:b/>
+        </w:rPr>
+        <w:t>Stuplav</w:t>
+      </w:r>
+      <w:r>
+        <w:t xml:space="preserve"> är en mycket bra signalart i hela sitt utbredningsområde och förekommer nästan enbart i skogsmiljöer med höga naturvärden. Den indikerar långvarig förekomst av gamla lövträd och miljöer med konstant hög luftfuktighet. I skogar med suboceaniskt klimat finns det en mycket sällsynt parasit, njurlavsknapp </w:t>
+      </w:r>
+      <w:r>
+        <w:rPr>
+          <w:i/>
+        </w:rPr>
+        <w:t>Pletocarpon nephromeum</w:t>
+      </w:r>
+      <w:r>
+        <w:t xml:space="preserve"> (EN), som växer på stuplav. Ytterligare tre sällsynta lavparasiter, </w:t>
+      </w:r>
+      <w:r>
+        <w:rPr>
+          <w:i/>
+        </w:rPr>
+        <w:t>Protounguicularia nephromatis</w:t>
+      </w:r>
+      <w:r>
+        <w:t xml:space="preserve"> (VU), </w:t>
+      </w:r>
+      <w:r>
+        <w:rPr>
+          <w:i/>
+        </w:rPr>
+        <w:t>Refractohilum galligenum</w:t>
+      </w:r>
+      <w:r>
+        <w:t xml:space="preserve"> (NT) och </w:t>
+      </w:r>
+      <w:r>
+        <w:rPr>
+          <w:i/>
+        </w:rPr>
+        <w:t>Roselliniella nephromatis</w:t>
+      </w:r>
+      <w:r>
+        <w:t xml:space="preserve"> (DD), kan också påträffas på stuplav. Stuplav är typisk art för </w:t>
+      </w:r>
+      <w:r>
+        <w:rPr>
+          <w:i/>
+        </w:rPr>
+        <w:t>9010 Taiga</w:t>
+      </w:r>
+      <w:r>
+        <w:t xml:space="preserve"> (SLU Artdatabanken, 2026; Nitare &amp; Skogsstyrelsen, 2019).</w:t>
+      </w:r>
+    </w:p>
+    <w:p>
+      <w:r>
+        <w:rPr>
+          <w:b/>
+        </w:rPr>
+        <w:t xml:space="preserve">Vågbandad barkbock </w:t>
+      </w:r>
+      <w:r>
+        <w:t>är en långhorning vars larvutveckling sker under bark på nyligen döda stående barrträd, främst gran, mer undantagsvis på tall. Främst i stående träd, särskilt gamla, långsamvuxna granar med grov bark, även i grövre grenar, stubbar eller vindfällen. Arten är starkt knuten till naturskogsliknande granskogar, och gynnas av extrema torrsomrar som försvagar träden. Arten påverkas negativt av brist på kontinuitetsskog och en minskning av populationen pågår eller förväntas ske (SLU Artdatabanken, 2025).</w:t>
+      </w:r>
+    </w:p>
+    <w:p>
+      <w:r>
+        <w:rPr>
+          <w:b/>
+        </w:rPr>
+        <w:t>Spillkråka (§4)</w:t>
+      </w:r>
+      <w:r>
+        <w:t xml:space="preserve"> omfattas av bilaga 1 i EU:s fågeldirektiv och är typisk art för </w:t>
+      </w:r>
+      <w:r>
+        <w:rPr>
+          <w:i/>
+        </w:rPr>
+        <w:t xml:space="preserve">9010 Taiga </w:t>
+      </w:r>
+      <w:r>
+        <w:t>och</w:t>
+      </w:r>
+      <w:r>
+        <w:rPr>
+          <w:i/>
+        </w:rPr>
+        <w:t xml:space="preserve"> 9740 Skogsbevuxen myr</w:t>
+      </w:r>
+      <w:r>
+        <w:t>. Den behöver grova träd, främst tall, asp och bok som boträd. Skogsbruk med korta omloppstider och täta, homogena ungskogar utgör det största hotet. Spillkråka är en nyckelart i skogliga miljöer vars övergivna bohål utnyttjas av flera andra hålhäckande fågelarter och fladdermöss, däribland pärluggla (EN, §4), knipa (§4), salskrake (§4) och skogsduva (§4). Hökuggla (VU, §4) och slaguggla (§4) häckar ofta i högstubbar som brutits av i höjd med ett gammalt spillkråkebo (SLU Artdatabanken, 2026; Skogsstyrelsen, 2016).</w:t>
+      </w:r>
+    </w:p>
+    <w:p>
+      <w:r>
+        <w:rPr>
+          <w:b/>
+        </w:rPr>
+        <w:t>Tjäder (§4)</w:t>
+      </w:r>
+      <w:r>
+        <w:t xml:space="preserve"> omfattas av bilaga 1 och 2 EU:s fågeldirektiv och är typisk art för </w:t>
+      </w:r>
+      <w:r>
+        <w:rPr>
+          <w:i/>
+        </w:rPr>
+        <w:t xml:space="preserve">9010 Taiga </w:t>
+      </w:r>
+      <w:r>
+        <w:t xml:space="preserve">och </w:t>
+      </w:r>
+      <w:r>
+        <w:rPr>
+          <w:i/>
+        </w:rPr>
+        <w:t>9740 Skogsbevuxen myr</w:t>
+      </w:r>
+      <w:r>
+        <w:t>. Tjädern är en utpräglad skogsfågel knuten till större sammanhängande barrskogsområden. Tupparna och hönorna utnyttjar till viss del olika miljöer, och habitatvalet varierar dessutom mellan olika delar av året. För att det ska finnas livskraftiga tjäderbestånd krävs funktionella skogslandskap med en blandning av uppvuxen, gles och luckig skog, täta sumpskogar, myrar och andra små våtmarker. Arten försvinner när skogen fragmenteras och den sammanlagda arealen hyggen och andra öppna områden blir för stor. Ett småskaligt och försiktigt virkesuttag genom hyggesfria metoder kan i vissa fall vara möjligt i området inom 200 m från lekcentrum. Längre ut från lekcentrum, inom 200–500 m bör den avverkade ytan inte överskrida 1 hektar för att undvika alltför stora och snabba förändringar (Skogsstyrelsen, 2019; SLU Artdatabanken, 2024).</w:t>
       </w:r>
     </w:p>
     <w:p>
@@ -211,6 +918,78 @@
       </w:r>
     </w:p>
     <w:p>
+      <w:pPr>
+        <w:pStyle w:val="Heading1"/>
+      </w:pPr>
+      <w:r>
+        <w:t>Typiska arter och EU:s art- och habitatdirektiv</w:t>
+      </w:r>
+    </w:p>
+    <w:p>
+      <w:r>
+        <w:t>Typiska arter används för att lokalisera områden med gynnsam bevarandestatus för de naturtyper som är listade i EU:s art- och habitatdirektiv. Ett exempel är Västlig taiga (EU-kod 9010) som saknar gynnsam bevarandestatus och minskar starkt som naturtyp i Sverige. Naturvårdsverket skriver i sin vägledning för Västlig taiga att dylika miljöer förutsätter normalt att skogarna skyddas långsiktigt, eftersom skogsbruk inte är förenligt med bevarande av naturtypen i gynnsamt tillstånd (Naturvårdsverket, 2011).</w:t>
+      </w:r>
+    </w:p>
+    <w:p>
+      <w:r>
+        <w:t>Följande typiska arter har sina livsmiljöer och växtplatser i den avverkningsanmälda skogen: doftticka (VU, T, §8), garnlav (VU, T), gränsticka (VU, T), dvärgbägarlav (NT, T), gammelgransskål (NT, T), knottrig blåslav (NT, T), rosenticka (NT, T), rödbrun blekspik (NT, T), stjärntagging (NT, T), tretåig hackspett (NT, T, §4), ullticka (NT, T), vedskivlav (NT, T), vedtrappmossa (NT, T), violmussling (NT, T), bronshjon (S, T), bårdlav (S, T), korallrot (S, T, §8), luddlav (S, T), norrlandslav (S, T), spindelblomster (S, T, §8), stuplav (S, T), spillkråka (T, §4) och tjäder (T, §4).</w:t>
+      </w:r>
+    </w:p>
+    <w:p>
+      <w:r>
+        <w:t>Enligt Sveriges Artikel 17 rapportering 2013 och 2019 till EU, har naturtypen Västlig taiga (9010) dålig bevarandestatus med negativ trend inom Sveriges boreala region. Skogsbruksåtgärder som avverkning, röjning och gallring pekas ut som några av de främst bidragande orsakerna till naturtypens dåliga status och negativa trend (SLU Artdatabanken, 2019). I EU:s uppföljning av tillståndet för naturtyperna i Skandinavien 2013 – 2018 framgår det att i den boreala regionen är tillståndet så dåligt för Västlig taiga (9010) att habitatet löper allvarlig risk att försvinna regionalt (EEA, 2022). Det allvarliga läget för den biologiska mångfalden i skogen framhålls även i Skogsstyren rapport 2026/07:</w:t>
+      </w:r>
+    </w:p>
+    <w:p>
+      <w:r>
+        <w:rPr>
+          <w:i/>
+        </w:rPr>
+        <w:t>"All avverkning av kända skogliga värdekärnor och sannolika kontinuitetsskogar behöver upphöra för att fylla bristen om 1,56 miljoner hektar bevarad livsmiljötyp. På grund av begränsade kvarvarande arealer av värdekärnor, naturskogar och kontinuitetsskogar leder fortsatt förlust av dessa till en påtaglig risk för långsiktigt negativa effekter för biologisk mångfald i skogslandskapet. Att de återstående arealerna bevaras och ges ett långsiktigt skydd bedöms därför vara av avgörande betydelse."</w:t>
+      </w:r>
+      <w:r>
+        <w:t xml:space="preserve"> (Skogsstyrelsen, 2026).</w:t>
+      </w:r>
+    </w:p>
+    <w:p>
+      <w:r>
+        <w:t>Trots detta har statusen för Västlig taiga ändrats till otillräcklig i stället för dålig i den senaste Artikel 17 rapporteringen 2025. Av Naturvårdsverkets rapport framgår det dock att de ändrade statusbedömningarna jämfört med rapporteringen 2019 inte beror på faktiska miljöförändringar. Ändringarna är av teknisk karaktär och främst en följd av resultaten från genomförda regeringsuppdrag och beslut inför rapporteringen 2025. Det är alltså politisk styrning i stället för faktiska förhållanden i naturen som ändrat på naturtypernas status i rapporteringen, vilket rimmar dåligt med såväl art- och habitatdirektivets syften och mål som med naturrestaureringsförordningen. I praktiken har dock Sveriges nya sätt att rapportera bevarandestatus till EU inte någon betydelse eftersom Naturvårdsverkets rapportering 2025 visar att Västlig taiga</w:t>
+      </w:r>
+      <w:r>
+        <w:rPr>
+          <w:b/>
+        </w:rPr>
+        <w:t xml:space="preserve"> </w:t>
+      </w:r>
+      <w:r>
+        <w:t>inte har gynnsam bevarandestatus.</w:t>
+      </w:r>
+    </w:p>
+    <w:p>
+      <w:r>
+        <w:t>Åtgärder som vidtas i enlighet med art- och habitatdirektivet ska enligt Artikel 2 syfta till att bibehålla eller återställa en gynnsam bevarandestatus hos livsmiljöer samt arter och vilda djur och växter av gemenskapsintresse. Enligt prejudikat från EU-domstolen ska en skogsbruksverksamhet utföras på ett sådant sätt som utgör ett förebyggande och hållbart skogsbruk för att betraktas som förenlig med bevarandekraven i direktivet (se EU-domstolens dom i de förenade målen C 473-19 och C 474-19).</w:t>
+      </w:r>
+    </w:p>
+    <w:p>
+      <w:r>
+        <w:t xml:space="preserve">Av artikel 1.e samma direktiv framgår att en livsmiljös bevarandestatus anses " gynnsam" när — dess naturliga utbredningsområde och de ytor den täcker inom detta område är stabila eller ökande, och — den särskilda struktur och de särskilda funktioner som är nödvändiga för att den skall kunna bibehållas på lång sikt finns, och sannolikt kommer att finnas under en överskådlig framtid, och — bevarandestatusen hos dess </w:t>
+      </w:r>
+      <w:r>
+        <w:rPr>
+          <w:b/>
+        </w:rPr>
+        <w:t>typiska arter</w:t>
+      </w:r>
+      <w:r>
+        <w:t xml:space="preserve"> är gynnsam enligt definitionen i artikel 1.i.</w:t>
+      </w:r>
+    </w:p>
+    <w:p>
+      <w:r>
+        <w:t>EU-direktiv är bindande för EU:s medlemsländer varvid det ankommer på Skogsstyrelsen som nationell tillsynsmyndighet att beakta syftet med EU:s art- och habitatdirektiv vid prövningen av en skogsbruksverksamhet, se Rådets direktiv 92/43/EEG. Se ytterligare information om EU:s livsmiljödirektiv i bilaga 2.</w:t>
+      </w:r>
+    </w:p>
+    <w:p>
       <w:r>
         <w:br w:type="page"/>
       </w:r>
@@ -228,69 +1007,27 @@
         <w:pStyle w:val="Heading1"/>
       </w:pPr>
       <w:r>
-        <w:t>Tretåig hackspett – ekologi samt krav på livsmiljön</w:t>
+        <w:t>Duvhök – ekologi samt krav på livsmiljön</w:t>
       </w:r>
     </w:p>
     <w:p>
       <w:r>
-        <w:t xml:space="preserve">Tretåig hackspett (NT) är fridlyst enligt §4 Artskyddsförordningen och finns med som prioriterad art i Skogsstyrelsen vägledning för skogsbruket (bilaga 4 till SVL). I vägledningen står bland annat att: </w:t>
-      </w:r>
-      <w:r>
-        <w:rPr>
-          <w:i/>
-        </w:rPr>
-        <w:t xml:space="preserve">“Tretåig hackspett har stora arealkrav och höga krav på sin livsmiljö. Omdaningen av naturskogar till kulturskogar medför en förlust av viktiga miljöer, något som förstärks av ökad fragmentering till följd av avverkningar.” </w:t>
-      </w:r>
-      <w:r>
-        <w:t xml:space="preserve">Vidare att: </w:t>
-      </w:r>
-      <w:r>
-        <w:rPr>
-          <w:i/>
-        </w:rPr>
-        <w:t>“Områden med dokumenterad permanent förekomst i naturskogsmiljöer har vanligen så stora naturvärden att skogsbruk är olämpligt”</w:t>
-      </w:r>
-      <w:r>
-        <w:t xml:space="preserve"> (SLU Artdatabanken, 2024; Skogsstyrelsen, 2016)</w:t>
-      </w:r>
-      <w:r>
-        <w:rPr>
-          <w:i/>
-        </w:rPr>
-        <w:t>.</w:t>
+        <w:t>Duvhök (NT, §4) är rödlistad som nära hotad och fridlyst enligt 4§ artskyddsförordningen. Arten har minskat med 15 (0–30) % under de senaste 18 åren och minskningstakten för den svenska populationen bedöms vara nära gränsvärdet för sårbar (VU). Bedömningen baseras på direkt observation, ett för arten lämpligt abundansindex och minskad geografisk utbredning och/eller försämrad habitatkvalitet (allt yngre och tätare skogar vilket försvårar för boplacering samt missgynnar jaktmöjligheterna) (SLU Artdatabanken, 2026).</w:t>
       </w:r>
     </w:p>
     <w:p>
       <w:r>
-        <w:t>Tretåig hackspett är beroende av större sammanhängande naturskogar med kontinuerlig tillgång och nybildning av död ved och fragmentering av livsmiljöerna utgör ett stort hot mot arten (se exempelvis Stachura-Skierczynska et al., 2009; Wesolowski et al., 2005; Butler et al., 2004; Pakkala et al., 2002; Amcoff et al., 1996; Virkkala, 1991). Det finns studier som visar att naturskogens självgallringsprocess som den tretåiga hackspetten är beroende av, inte kan ersättas med efterlämnad hänsyn i skogsbruket (Imbeau &amp; Desrochers, 2002).</w:t>
+        <w:t>Duvhöken är starkt bunden till skogsmark, såväl för häckning som födosök. Den påträffas oftast i större skogsområden med äldre skog, men kan ibland även häcka i dungar i områden dominerade av öppen mark. De gamla fåglarna är i huvudsak stationära i sina revir. Duvhöken jagar helst inne i äldre skog och missgynnas av stora hyggen och täta planteringar (Skogsstyrelsen, 2016).</w:t>
       </w:r>
     </w:p>
     <w:p>
       <w:r>
-        <w:t>Permanenta revir av tretåig hackspett karaktäriseras ofta av artens typiska ringformigt ordnade hackmärken på framför allt gamla granar. För att säkerställa att inte revir av tretåig hackspett drabbas av avverkningsplanerna bör en inventering göras i området både under häckningstid och under vintern, då arten utnyttjar betydligt större områden än under sommarens häckningsrevir. Storleken på häckningsreviret varierar med skogstypen, förekomsten av död ved och graden av fragmentering, men är i allmänhet i storleksordningen 25–100 hektar (SLU Artdatabanken, 2024; Skogsstyrelsen, 2016).</w:t>
+        <w:t>Boet läggs inne i tät, oftast äldre skog. Kantzoner mot öppen mark undviks och duvhöken är därför känsligare för slutavverkning än flera andra rovfåglar. Boträdet måste vara grovgrenigt och är oftast en äldre gran eller tall, i sydligaste Sverige är bok vanligt. Duvhöken är beroende av insynsskyddade boplatser. Friställande av boträd eller avverkning så att boplatsen är exponerad mot öppen mark, medför att platsen överges. Samma bo kan användas flera år i rad, men likt andra rovfåglar har den normalt ett eller flera alternativa bon (Skogsstyrelsen, 2016). Eftersom duvhöken helst häckar i gammal skog, är dess häckningsplatser i princip alltid mer eller mindre hotade av skogsbruk och avverkningar (SLU Artdatabanken, 2026).</w:t>
       </w:r>
     </w:p>
     <w:p>
       <w:r>
-        <w:t xml:space="preserve">Förutom fridlysning enligt §4 Artskyddsförordningen är tretåig hackspett även förtecknad i EU:s fågeldirektiv bilaga 1. Den är typisk art för </w:t>
-      </w:r>
-      <w:r>
-        <w:rPr>
-          <w:i/>
-        </w:rPr>
-        <w:t xml:space="preserve">9010 Taiga, 9740 Skogsbevuxen myr, 9030 Landhöjningsskog </w:t>
-      </w:r>
-      <w:r>
-        <w:t xml:space="preserve">och </w:t>
-      </w:r>
-      <w:r>
-        <w:rPr>
-          <w:i/>
-        </w:rPr>
-        <w:t>9040 Fjällbjörkskog</w:t>
-      </w:r>
-      <w:r>
-        <w:t xml:space="preserve"> samt ingår i Natura 2000 och är förtecknad i Bernkonventionen bilaga II (strikt skyddade djurarter) (SLU Artdatabanken, 2024; Skogsstyrelsen, 2016).</w:t>
+        <w:t>Den viktigaste begränsande faktorn för duvhökspopulationen i stort är födan och ett allvarligare problem är därför den av skogsbruket orsakade storskaliga omvandlingen och utarmningen av skogslandskapet, som kan påverka såväl duvhökens möjlighet att jaga som förekomsten av viktiga byten. Duvhökens jaktteknik gör den beroende av landskapets utformning och sammansättning och dess preferens för gammal skog tyder på att den är anpassad till att jaga i skog som är “lagom” tät. I öppnare biotoper, till exempel hyggen, kommer dess jaktteknik inte till sin rätt och i tätare biotoper, t.ex. ungskogar, har den relativt stora duvhöken svårt att manövrera (SLU Artdatabanken, 2026).</w:t>
       </w:r>
     </w:p>
     <w:p>
@@ -298,6 +1035,232 @@
         <w:pStyle w:val="Heading2"/>
       </w:pPr>
       <w:r>
+        <w:t>Referenser – duvhök</w:t>
+      </w:r>
+    </w:p>
+    <w:p>
+      <w:r>
+        <w:t xml:space="preserve">Skogsstyrelsen, 2016. </w:t>
+      </w:r>
+      <w:r>
+        <w:rPr>
+          <w:i/>
+        </w:rPr>
+        <w:t xml:space="preserve">Duvhök – Vägledning för hänsyn till fåglar. </w:t>
+      </w:r>
+      <w:r>
+        <w:t>https://www.skogsstyrelsen.se/globalassets/lag-och-tillsyn/artskydd/vagledningar-for-hansyn-till-faglar/duvhok-vagledning-hansyn2.pdf</w:t>
+      </w:r>
+    </w:p>
+    <w:p>
+      <w:r>
+        <w:t xml:space="preserve">SLU Artdatabanken, 2026. </w:t>
+      </w:r>
+      <w:r>
+        <w:rPr>
+          <w:i/>
+        </w:rPr>
+        <w:t xml:space="preserve">Artfaktablad. Naturvård – artfakta. </w:t>
+      </w:r>
+      <w:r>
+        <w:t>SLU Artdatabanken, Uppsala</w:t>
+      </w:r>
+    </w:p>
+    <w:p>
+      <w:pPr>
+        <w:pStyle w:val="Heading1"/>
+      </w:pPr>
+      <w:r>
+        <w:t>Talltita – ekologi samt krav på livsmiljön</w:t>
+      </w:r>
+    </w:p>
+    <w:p>
+      <w:r>
+        <w:t>Talltita är rödlistad som NT, fridlyst och prioriterad art i Skogsvårdslagen. Den omfattas av EU:s fågeldirektiv. Arten har minskat kraftigt de senaste 30 åren och minskningstakten innevarande 10-årsperiod beräknas till 20 (10–30) % (SLU Artdatabanken, 2022).</w:t>
+      </w:r>
+    </w:p>
+    <w:p>
+      <w:r>
+        <w:t>Talltita föredrar större sammanhängande barrskogar, och finns såväl i tallskog som granskog och i lövblandad barrskog. Skogens struktur är viktig och ska helst vara flerskiktad med riklig underväxt av mindre granar, björk och andra lövträd och buskar. Tillgång på murknande högstubbar är särskilt viktig, eftersom talltitan helst själv hackar ut sitt bohål (SLU Artdatabanken, 2022).</w:t>
+      </w:r>
+    </w:p>
+    <w:p>
+      <w:r>
+        <w:t>Det finns flera studier som visar att talltita är känslig för gallring och inte överlever när dess livsmiljö kalavverkas (Eggers and Low, 2014; Griesser et al., 2007; Klein, 2020). Talltitans revir är förhållandevis stora, 10–20 hektar och arten missgynnas när skogen fragmenteras. Kalavverkning av större delar av reviret innebär att det överges (Artdatabanken, 2021).</w:t>
+      </w:r>
+    </w:p>
+    <w:p>
+      <w:r>
+        <w:t>Talltitan är synnerligen trogen sitt revir så länge paret lever och biotopen förblir intakt. Paret stannar i sitt revir året om. En förlust av ett revir har därför en stor inverkan på den lokala populationen och trakthyggesbruket anses vara orsak till den svenska populationens kraftiga minskning. Talltiteparets revirtrohet innebär att närhelst under året man observerar en adult talltita så ingår denna plats i reviret (Siffczyk et al., 2003; Ekman, 1979).</w:t>
+      </w:r>
+    </w:p>
+    <w:p>
+      <w:pPr>
+        <w:pStyle w:val="Heading2"/>
+      </w:pPr>
+      <w:r>
+        <w:t>Referenser – talltita</w:t>
+      </w:r>
+    </w:p>
+    <w:p>
+      <w:r>
+        <w:t xml:space="preserve">Eggers, S., Low, M., 2014. </w:t>
+      </w:r>
+      <w:r>
+        <w:rPr>
+          <w:i/>
+        </w:rPr>
+        <w:t xml:space="preserve">Differential demographic responses of sympatric Parids to vegetation management in boreal forest. </w:t>
+      </w:r>
+      <w:r>
+        <w:t>For. Ecol. Manage. 319, 169–175.</w:t>
+      </w:r>
+    </w:p>
+    <w:p>
+      <w:r>
+        <w:t xml:space="preserve">Ekman, J., 1979. </w:t>
+      </w:r>
+      <w:r>
+        <w:rPr>
+          <w:i/>
+        </w:rPr>
+        <w:t xml:space="preserve">Coherence, composition and territories of winter social groups of the Willow Tit Parus montanus and the Crested Tit P. cristatus. </w:t>
+      </w:r>
+      <w:r>
+        <w:t>Ornis Scandinavica, 10, pp 56–68</w:t>
+      </w:r>
+    </w:p>
+    <w:p>
+      <w:r>
+        <w:t xml:space="preserve">Griesser, M., Nystrand, M., Eggers, S., Ekman, J., 2007. </w:t>
+      </w:r>
+      <w:r>
+        <w:rPr>
+          <w:i/>
+        </w:rPr>
+        <w:t xml:space="preserve">Impact of forestry practices on fitness correlates and population productivity in an open-nesting bird species. </w:t>
+      </w:r>
+      <w:r>
+        <w:t>Conserv. Biol. 21, 767–774. https://doi.org/10.1111/j.1523- 1739.2007.00675.x</w:t>
+      </w:r>
+    </w:p>
+    <w:p>
+      <w:r>
+        <w:t xml:space="preserve">Klein, J., 2020. </w:t>
+      </w:r>
+      <w:r>
+        <w:rPr>
+          <w:i/>
+        </w:rPr>
+        <w:t xml:space="preserve">The forgotten forest – On thinning, retention, and biodiversity in the boreal forest. </w:t>
+      </w:r>
+      <w:r>
+        <w:t>Doctoral Thesis No. 2020:50</w:t>
+      </w:r>
+    </w:p>
+    <w:p>
+      <w:r>
+        <w:t xml:space="preserve">Siffczyk, C., Brotons, L., Kangas, K., Orell, M., 2003. </w:t>
+      </w:r>
+      <w:r>
+        <w:rPr>
+          <w:i/>
+        </w:rPr>
+        <w:t xml:space="preserve">Home range size of willow tits. </w:t>
+      </w:r>
+      <w:r>
+        <w:t>Oecologica, 136, 635–642 (2003)</w:t>
+      </w:r>
+    </w:p>
+    <w:p>
+      <w:r>
+        <w:t xml:space="preserve">SLU Artdatabanken, 2021. </w:t>
+      </w:r>
+      <w:r>
+        <w:rPr>
+          <w:i/>
+        </w:rPr>
+        <w:t xml:space="preserve">Artfaktablad. Naturvård – artfakta. </w:t>
+      </w:r>
+      <w:r>
+        <w:t>SLU Artdatabanken, Uppsala</w:t>
+      </w:r>
+    </w:p>
+    <w:p>
+      <w:pPr>
+        <w:pStyle w:val="Heading1"/>
+      </w:pPr>
+      <w:r>
+        <w:t>Tretåig hackspett – ekologi samt krav på livsmiljön</w:t>
+      </w:r>
+    </w:p>
+    <w:p>
+      <w:r>
+        <w:t xml:space="preserve">Tretåig hackspett (NT) är fridlyst enligt §4 Artskyddsförordningen och finns med som prioriterad art i Skogsstyrelsen vägledning för skogsbruket (bilaga 4 till SVL). I vägledningen står bland annat att: </w:t>
+      </w:r>
+      <w:r>
+        <w:rPr>
+          <w:i/>
+        </w:rPr>
+        <w:t xml:space="preserve">“Tretåig hackspett har stora arealkrav och höga krav på sin livsmiljö. Omdaningen av naturskogar till kulturskogar medför en förlust av viktiga miljöer, något som förstärks av ökad fragmentering till följd av avverkningar.” </w:t>
+      </w:r>
+      <w:r>
+        <w:t xml:space="preserve">Vidare att: </w:t>
+      </w:r>
+      <w:r>
+        <w:rPr>
+          <w:i/>
+        </w:rPr>
+        <w:t>“Områden med dokumenterad permanent förekomst i naturskogsmiljöer har vanligen så stora naturvärden att skogsbruk är olämpligt”</w:t>
+      </w:r>
+      <w:r>
+        <w:t xml:space="preserve"> (SLU Artdatabanken, 2024; Skogsstyrelsen, 2016)</w:t>
+      </w:r>
+      <w:r>
+        <w:rPr>
+          <w:i/>
+        </w:rPr>
+        <w:t>.</w:t>
+      </w:r>
+    </w:p>
+    <w:p>
+      <w:r>
+        <w:t>Tretåig hackspett är beroende av större sammanhängande naturskogar med kontinuerlig tillgång och nybildning av död ved och fragmentering av livsmiljöerna utgör ett stort hot mot arten (se exempelvis Stachura-Skierczynska et al., 2009; Wesolowski et al., 2005; Butler et al., 2004; Pakkala et al., 2002; Amcoff et al., 1996; Virkkala, 1991). Det finns studier som visar att naturskogens självgallringsprocess som den tretåiga hackspetten är beroende av, inte kan ersättas med efterlämnad hänsyn i skogsbruket (Imbeau &amp; Desrochers, 2002).</w:t>
+      </w:r>
+    </w:p>
+    <w:p>
+      <w:r>
+        <w:t>Permanenta revir av tretåig hackspett karaktäriseras ofta av artens typiska ringformigt ordnade hackmärken på framför allt gamla granar. För att säkerställa att inte revir av tretåig hackspett drabbas av avverkningsplanerna bör en inventering göras i området både under häckningstid och under vintern, då arten utnyttjar betydligt större områden än under sommarens häckningsrevir. Storleken på häckningsreviret varierar med skogstypen, förekomsten av död ved och graden av fragmentering, men är i allmänhet i storleksordningen 25–100 hektar (SLU Artdatabanken, 2024; Skogsstyrelsen, 2016).</w:t>
+      </w:r>
+    </w:p>
+    <w:p>
+      <w:r>
+        <w:t xml:space="preserve">Förutom fridlysning enligt §4 Artskyddsförordningen är tretåig hackspett även förtecknad i EU:s fågeldirektiv bilaga 1. Den är typisk art för </w:t>
+      </w:r>
+      <w:r>
+        <w:rPr>
+          <w:i/>
+        </w:rPr>
+        <w:t xml:space="preserve">9010 Taiga, 9740 Skogsbevuxen myr, 9030 Landhöjningsskog </w:t>
+      </w:r>
+      <w:r>
+        <w:t xml:space="preserve">och </w:t>
+      </w:r>
+      <w:r>
+        <w:rPr>
+          <w:i/>
+        </w:rPr>
+        <w:t>9040 Fjällbjörkskog</w:t>
+      </w:r>
+      <w:r>
+        <w:t xml:space="preserve"> samt ingår i Natura 2000 och är förtecknad i Bernkonventionen bilaga II (strikt skyddade djurarter) (SLU Artdatabanken, 2024; Skogsstyrelsen, 2016).</w:t>
+      </w:r>
+    </w:p>
+    <w:p>
+      <w:pPr>
+        <w:pStyle w:val="Heading2"/>
+      </w:pPr>
+      <w:r>
         <w:t>Referenser – tretåig hackspett</w:t>
       </w:r>
     </w:p>
@@ -422,6 +1385,395 @@
       </w:r>
       <w:r>
         <w:t>Acta Ornithologica 40(1): 53–60.</w:t>
+      </w:r>
+    </w:p>
+    <w:p>
+      <w:pPr>
+        <w:pStyle w:val="Heading1"/>
+      </w:pPr>
+      <w:r>
+        <w:t>Spillkråka – ekologi samt krav på livsmiljön</w:t>
+      </w:r>
+    </w:p>
+    <w:p>
+      <w:r>
+        <w:t xml:space="preserve">Spillkråka (§4) ingår i bilaga 1 EU:s fågeldirektiv och är typisk art för </w:t>
+      </w:r>
+      <w:r>
+        <w:rPr>
+          <w:i/>
+        </w:rPr>
+        <w:t xml:space="preserve">9010 Taiga </w:t>
+      </w:r>
+      <w:r>
+        <w:t>och</w:t>
+      </w:r>
+      <w:r>
+        <w:rPr>
+          <w:i/>
+        </w:rPr>
+        <w:t xml:space="preserve"> 9740 Skogsbevuxen myr</w:t>
+      </w:r>
+      <w:r>
+        <w:t>. Den lever i både barr- och blandskog liksom i ren lövskog. De tätaste populationerna tenderar att finnas i äldre, variationsrik blandskog med gott om död ved och gamla träd. Varje par utnyttjar 400–1000 hektar skog beroende på skogens kvalitet. Skogsbruk med korta omloppstider och täta, homogena ungskogar utgör det största hotet (SLU Artdatabanken, 2026).</w:t>
+      </w:r>
+    </w:p>
+    <w:p>
+      <w:r>
+        <w:t>Spillkråka är en nyckelart i skogliga miljöer vars övergivna bohål utnyttjas av flera andra hålhäckande fågelarter och fladdermöss, däribland pärluggla (EN, §4), knipa (§4), salskrake (§4) och skogsduva (§4). Hökuggla (VU, §4) och slaguggla (§4) häckar ofta i högstubbar som brutits av i höjd med ett gammalt spillkråkebo (Skogsstyrelsen, 2016).</w:t>
+      </w:r>
+    </w:p>
+    <w:p>
+      <w:pPr>
+        <w:pStyle w:val="Heading2"/>
+      </w:pPr>
+      <w:r>
+        <w:t>Referenser – spillkråka</w:t>
+      </w:r>
+    </w:p>
+    <w:p>
+      <w:r>
+        <w:t xml:space="preserve">Skogsstyrelsen, 2016. </w:t>
+      </w:r>
+      <w:r>
+        <w:rPr>
+          <w:i/>
+        </w:rPr>
+        <w:t xml:space="preserve">Vägledning för hänsyn till spillkråka. </w:t>
+      </w:r>
+      <w:r>
+        <w:t>Vägledningar och kunskapsstöd artskydd – Skogsstyrelsen.</w:t>
+      </w:r>
+    </w:p>
+    <w:p>
+      <w:r>
+        <w:t xml:space="preserve">SLU Artdatabanken, 2026. </w:t>
+      </w:r>
+      <w:r>
+        <w:rPr>
+          <w:i/>
+        </w:rPr>
+        <w:t xml:space="preserve">Artfaktablad. Naturvård – artfakta. </w:t>
+      </w:r>
+      <w:r>
+        <w:t>SLU Artdatabanken, Uppsala.</w:t>
+      </w:r>
+    </w:p>
+    <w:p>
+      <w:pPr>
+        <w:pStyle w:val="Heading1"/>
+      </w:pPr>
+      <w:r>
+        <w:t>Tjäder – ekologi samt krav på livsmiljön</w:t>
+      </w:r>
+    </w:p>
+    <w:p>
+      <w:r>
+        <w:t xml:space="preserve">Tjäder (§4) omfattas av bilaga 1 och 2 EU:s fågeldirektiv och är typisk art för </w:t>
+      </w:r>
+      <w:r>
+        <w:rPr>
+          <w:i/>
+        </w:rPr>
+        <w:t xml:space="preserve">9010 Taiga </w:t>
+      </w:r>
+      <w:r>
+        <w:t xml:space="preserve">och </w:t>
+      </w:r>
+      <w:r>
+        <w:rPr>
+          <w:i/>
+        </w:rPr>
+        <w:t>9740 Skogsbevuxen myr</w:t>
+      </w:r>
+      <w:r>
+        <w:t>. Tjädern är en utpräglad skogsfågel knuten till större sammanhängande barrskogsområden. Tupparna och hönorna utnyttjar till viss del olika miljöer, och habitatvalet varierar dessutom mellan olika delar av året. För att det ska finnas livskraftiga tjäderbestånd krävs funktionella skogslandskap med en blandning av uppvuxen, gles och luckig skog, täta sumpskogar, myrar och andra små våtmarker (Skogsstyrelsen, 2019; SLU Artdatabanken 2024).</w:t>
+      </w:r>
+    </w:p>
+    <w:p>
+      <w:r>
+        <w:t>Arten försvinner när skogen fragmenteras och den sammanlagda arealen hyggen och andra öppna områden blir för stor. Ett småskaligt och försiktigt virkesuttag genom hyggesfria metoder kan i vissa fall vara möjligt i området inom 200 m från lekcentrum. Längre ut från lekcentrum, inom 200–500 m bör den avverkade ytan inte överskrida 1 hektar för att undvika alltför stora och snabba förändringar (Skogsstyrelsen, 2019).</w:t>
+      </w:r>
+    </w:p>
+    <w:p>
+      <w:pPr>
+        <w:pStyle w:val="Heading2"/>
+      </w:pPr>
+      <w:r>
+        <w:t>Referenser – tjäder</w:t>
+      </w:r>
+    </w:p>
+    <w:p>
+      <w:r>
+        <w:t xml:space="preserve">Skogsstyrelsen, 2019. </w:t>
+      </w:r>
+      <w:r>
+        <w:rPr>
+          <w:i/>
+        </w:rPr>
+        <w:t>Vägledning för hänsyn till fåglar – tjäder.</w:t>
+      </w:r>
+    </w:p>
+    <w:p>
+      <w:r>
+        <w:t xml:space="preserve">SLU Artdatabanken, 2024. </w:t>
+      </w:r>
+      <w:r>
+        <w:rPr>
+          <w:i/>
+        </w:rPr>
+        <w:t xml:space="preserve">Artfaktablad. Naturvård – artfakta. </w:t>
+      </w:r>
+      <w:r>
+        <w:t>SLU Artdatabanken, Uppsala</w:t>
+      </w:r>
+    </w:p>
+    <w:p>
+      <w:r>
+        <w:br w:type="page"/>
+      </w:r>
+    </w:p>
+    <w:p>
+      <w:pPr>
+        <w:pStyle w:val="Title"/>
+      </w:pPr>
+      <w:r>
+        <w:t>BILAGA 2 – EU:s art- och habitatdirektiv, fågeldirektiv och naturrestaureringsförordning</w:t>
+      </w:r>
+    </w:p>
+    <w:p>
+      <w:pPr>
+        <w:pStyle w:val="Heading2"/>
+      </w:pPr>
+      <w:r>
+        <w:t>Förenlighet med EU-direktiv</w:t>
+      </w:r>
+    </w:p>
+    <w:p>
+      <w:r>
+        <w:t>EU-direktiv är bindande för EU:s medlemsländer varvid det ankommer på Skogsstyrelsen som nationell tillsynsmyndighet att beakta syftet med EU:s art- och habitatdirektiv respektive fågeldirektiv vid prövningen av en skogsbruksverksamhet, se Rådets direktiv 92/43/EEG samt 2009/147/EG. Nationella regler som omfattas av ett EU-direktiv ska enligt fast rättspraxis tolkas i enlighet med direktivet, vilket medför en skyldighet för myndigheten att tolka bestämmelser i nationell rätt i ljuset av direktivets ordalydelse, sammanhang och de mål som eftersträvas med direktivet (se EU-domstolens dom i mål C 477/19).</w:t>
+      </w:r>
+    </w:p>
+    <w:p>
+      <w:r>
+        <w:t>EU:s medlemsstater åläggs i Artikel 3 i fågeldirektivet generella skyldigheter avseende skydd, bevarande och återställande av tillräckligt stora och varierande livsmiljöer för de fågelarter som omfattas av direktivet. Medlemsstaterna ska vidta de åtgärder som är nödvändiga för att bibehålla populationen av fågelarterna på en nivå som svarar särskilt mot ekologiska, vetenskapliga och kulturella behov, eller återupprätta populationen av dessa arter till en sådan nivå (se Europaparlamentets och rådets direktiv 2009/147/EG).</w:t>
+      </w:r>
+    </w:p>
+    <w:p>
+      <w:r>
+        <w:t>Åtgärder som vidtas i enlighet med art- och habitatdirektivet (92/43/EEG) ska enligt Artikel 2 syfta till att bibehålla eller återställa en gynnsam bevarandestatus hos livsmiljöer samt arter och vilda djur och växter av gemenskapsintresse. Enligt prejudikat från EU-domstolen ska en skogsbruksverksamhet utföras på ett sådant sätt som utgör ett förebyggande och hållbart skogsbruk för att betraktas som förenlig med bevarandekraven i direktivet (se EU-domstolens dom i de förenade målen C 473-19 och C 474-19).</w:t>
+      </w:r>
+    </w:p>
+    <w:p>
+      <w:r>
+        <w:t xml:space="preserve">Av artikel 1.e samma direktiv framgår att en livsmiljös bevarandestatus anses " gynnsam" när — dess naturliga utbredningsområde och de ytor den täcker inom detta område är stabila eller ökande, och — den särskilda struktur och de särskilda funktioner som är nödvändiga för att den skall kunna bibehållas på lång sikt finns, och sannolikt kommer att finnas under en överskådlig framtid, och — bevarandestatusen hos dess </w:t>
+      </w:r>
+      <w:r>
+        <w:rPr>
+          <w:b/>
+        </w:rPr>
+        <w:t>typiska arter</w:t>
+      </w:r>
+      <w:r>
+        <w:t xml:space="preserve"> är gynnsam enligt definitionen i artikel 1.i. Typiska arter används för att lokalisera områden med gynnsam bevarandestatus för de naturtyper som ingår i EU:s art- och habitatdirektiv.</w:t>
+      </w:r>
+    </w:p>
+    <w:p>
+      <w:r>
+        <w:t>Västlig taiga (EU-kod 9010) saknar gynnsam bevarandestatus och minskar starkt som naturtyp i Sverige. Naturvårdsverket skriver i sin vägledning för västlig taiga att dylika miljöer förutsätter normalt att skogarna skyddas långsiktigt, eftersom skogsbruk inte är förenligt med bevarande av naturtypen i gynnsamt tillstånd (Naturvårdsverket, 2011). Enligt Sveriges Artikel 17 rapportering 2013 och 2019 till EU, har naturtypen Västlig taiga (9010) dålig bevarandestatus med negativ trend inom Sveriges boreala region. Skogsbruksåtgärder som avverkning, röjning och gallring pekas ut som några av de främst bidragande orsakerna till naturtypens dåliga status och negativa trend (SLU Artdatabanken, 2019). I EU:s uppföljning av tillståndet för naturtyperna i Skandinavien 2013 – 2018 framgår det att i den boreala regionen är tillståndet så dåligt för Västlig taiga (9010) att habitatet löper allvarlig risk att försvinna regionalt (EEA, 2022). Det allvarliga läget för den biologiska mångfalden i skogen framhålls även i Skogsstyren rapport 2026/07:</w:t>
+      </w:r>
+    </w:p>
+    <w:p>
+      <w:r>
+        <w:rPr>
+          <w:i/>
+        </w:rPr>
+        <w:t>"All avverkning av kända skogliga värdekärnor och sannolika kontinuitetsskogar behöver upphöra för att fylla bristen om 1,56 miljoner hektar bevarad livsmiljötyp. På grund av begränsade kvarvarande arealer av värdekärnor, naturskogar och kontinuitetsskogar leder fortsatt förlust av dessa till en påtaglig risk för långsiktigt negativa effekter för biologisk mångfald i skogslandskapet. Att de återstående arealerna bevaras och ges ett långsiktigt skydd bedöms därför vara av avgörande betydelse."</w:t>
+      </w:r>
+      <w:r>
+        <w:t xml:space="preserve"> (Skogsstyrelsen, 2026).</w:t>
+      </w:r>
+    </w:p>
+    <w:p>
+      <w:pPr>
+        <w:pStyle w:val="Caption"/>
+      </w:pPr>
+      <w:r>
+        <w:drawing>
+          <wp:inline xmlns:a="http://schemas.openxmlformats.org/drawingml/2006/main" xmlns:pic="http://schemas.openxmlformats.org/drawingml/2006/picture">
+            <wp:extent cx="5486400" cy="2905862"/>
+            <wp:docPr id="2" name="Picture 2"/>
+            <wp:cNvGraphicFramePr>
+              <a:graphicFrameLocks noChangeAspect="1"/>
+            </wp:cNvGraphicFramePr>
+            <a:graphic>
+              <a:graphicData uri="http://schemas.openxmlformats.org/drawingml/2006/picture">
+                <pic:pic>
+                  <pic:nvPicPr>
+                    <pic:cNvPr id="0" name="uppföljning av västlig taiga.jpeg"/>
+                    <pic:cNvPicPr/>
+                  </pic:nvPicPr>
+                  <pic:blipFill>
+                    <a:blip r:embed="rId17"/>
+                    <a:stretch>
+                      <a:fillRect/>
+                    </a:stretch>
+                  </pic:blipFill>
+                  <pic:spPr>
+                    <a:xfrm>
+                      <a:off x="0" y="0"/>
+                      <a:ext cx="5486400" cy="2905862"/>
+                    </a:xfrm>
+                    <a:prstGeom prst="rect"/>
+                  </pic:spPr>
+                </pic:pic>
+              </a:graphicData>
+            </a:graphic>
+          </wp:inline>
+        </w:drawing>
+      </w:r>
+    </w:p>
+    <w:p>
+      <w:pPr>
+        <w:pStyle w:val="Caption"/>
+      </w:pPr>
+      <w:r>
+        <w:t>EU:s uppföljning av tillståndet för naturtypen Västlig taiga 9010 i Skandinavien 2013 - 2018. Av kartan framgår det att i den boreala regionen är tillståndet så dåligt (röd färg) att habitatet löper allvarlig risk att försvinna regionalt. Källa: European Environment Agency. https:// eunis.eea.europoa.eu/habitats/10176.</w:t>
+      </w:r>
+    </w:p>
+    <w:p>
+      <w:r>
+        <w:t>Trots det allvarliga läget har statusen för Västlig taiga ändrats till otillräcklig i stället för dålig i den senaste Artikel 17 rapporteringen 2025. Av Naturvårdsverkets rapport framgår det dock att de ändrade statusbedömningarna jämfört med rapporteringen 2019 inte beror på faktiska miljöförändringar. Ändringarna är av teknisk karaktär och främst en följd av resultaten från genomförda regeringsuppdrag och beslut inför rapporteringen 2025. Det är alltså politisk styrning i stället för faktiska förhållanden i naturen som ändrat på naturtypernas status i rapporteringen, vilket rimmar dåligt med såväl art- och habitatdirektivets syften och mål som med naturrestaureringsförordningen. I praktiken har dock Sveriges nya sätt att rapportera bevarandestatus till EU inte någon betydelse eftersom Naturvårdsverkets rapportering 2025 visar att Västlig taiga inte har gynnsam bevarandestatus.</w:t>
+      </w:r>
+    </w:p>
+    <w:p>
+      <w:pPr>
+        <w:pStyle w:val="Heading2"/>
+      </w:pPr>
+      <w:r>
+        <w:t>EU:s naturrestaureringsförordning</w:t>
+      </w:r>
+    </w:p>
+    <w:p>
+      <w:r>
+        <w:t>Enligt EU:s naturrestaureringsförordning (EU 2024/1991) ska minst 20 % av landområden och minst 20 % av havsarealen vara restaurerad senast 2030, samt alla ekosystem som är i behov av restaurering senast 2050. Det framgår också av förordningen att det är viktigt att livsmiljötyperna inte försämras innan eller efter att restaureringar genomförts, se exempelvis punkt 37 förordningen.</w:t>
+      </w:r>
+    </w:p>
+    <w:p>
+      <w:r>
+        <w:t>”</w:t>
+      </w:r>
+      <w:r>
+        <w:rPr>
+          <w:i/>
+        </w:rPr>
+        <w:t>Det är viktigt att medlemsstaterna vidtar åtgärder som syftar till att säkerställa att tillståndet för områden som täcks av livsmiljötyper som omfattas av denna förordning och som omfattas av restaureringsåtgärder uppvisar en kontinuerlig förbättring till dess att de uppnår ett gott tillstånd, och att medlemsstaterna vidtar åtgärder som syftar till att säkerställa att dessa livsmiljötyper, när de har uppnått ett gott tillstånd, inte försämras avsevärt, så att det långsiktiga bibehållandet eller uppnåendet av gott tillstånd inte äventyras. (..) Det är också viktigt att medlemsstaterna anstränger sig för att förhindra avsevärd försämring av områden som täcks av sådana livsmiljötyper som antingen redan är i gott skick eller som inte är i gott skick men ännu inte omfattas av restaureringsåtgärder.”</w:t>
+      </w:r>
+    </w:p>
+    <w:p>
+      <w:r>
+        <w:rPr>
+          <w:b/>
+          <w:i/>
+        </w:rPr>
+        <w:t>Artikel 4(12):</w:t>
+      </w:r>
+    </w:p>
+    <w:p>
+      <w:r>
+        <w:rPr>
+          <w:i/>
+        </w:rPr>
+        <w:t>Utan att det påverkar tillämpningen av direktiv 92/43/EEG ska medlemsstaterna, senast den dag då deras nationella restaureringsplaner offentliggörs i enlighet med artikel 17.6 i denna förordning, eftersträva att genomföra de åtgärder som krävs för att förhindra avsevärd försämring av områden där de livsmiljötyper som förtecknas i bilaga I till denna förordning förekommer och som är i gott tillstånd eller som krävs för att uppnå de restaureringsmål som anges i punkt 17 i den här artikeln.</w:t>
+      </w:r>
+    </w:p>
+    <w:p>
+      <w:r>
+        <w:rPr>
+          <w:b/>
+          <w:i/>
+        </w:rPr>
+        <w:t>Artikel 4 (17).   Medlemsstaterna ska säkerställa</w:t>
+      </w:r>
+    </w:p>
+    <w:p>
+      <w:r>
+        <w:rPr>
+          <w:i/>
+        </w:rPr>
+        <w:t>a) en ökning av arealen i gott tillstånd för de livsmiljötyper som förtecknas i bilaga I till dess att minst 90 % är i gott tillstånd och till dess att den gynnsamma referensarealen för varje livsmiljötyp i varje biogeografisk region inom den berörda medlemsstaten har uppnåtts.</w:t>
+      </w:r>
+    </w:p>
+    <w:p>
+      <w:r>
+        <w:t>Referenser</w:t>
+      </w:r>
+    </w:p>
+    <w:p>
+      <w:r>
+        <w:t xml:space="preserve">EEA European Environment Agency, 2022. </w:t>
+      </w:r>
+      <w:r>
+        <w:rPr>
+          <w:i/>
+        </w:rPr>
+        <w:t xml:space="preserve">Western taiga – Conservation status 2013-2018. </w:t>
+      </w:r>
+      <w:r>
+        <w:t>https:// eunis.eea.europoa.eu/habitats/10176.</w:t>
+      </w:r>
+    </w:p>
+    <w:p>
+      <w:r>
+        <w:t>EU-domstolens dom av den 2 juli 2020 i målet C 477/19 (Europeisk hamster) p. 23.</w:t>
+      </w:r>
+    </w:p>
+    <w:p>
+      <w:r>
+        <w:t>EU-domstolens dom av den 4 mars 2021 i de förenade målen C 473-19 och C 474-19 (Skydda skogen) p. 70 och 76.</w:t>
+      </w:r>
+    </w:p>
+    <w:p>
+      <w:r>
+        <w:t>Europaparlamentets och rådets direktiv 2009/147/EG av den 30 november 2009 om bevarande av vilda fåglar.</w:t>
+      </w:r>
+    </w:p>
+    <w:p>
+      <w:r>
+        <w:t>EUROPAPARLAMENTETS OCH RÅDETS FÖRORDNING (EU) 2024/1991 av den 24 juni 2024 om restaurering av natur och om ändring av förordning (EU) 2022/869.</w:t>
+      </w:r>
+    </w:p>
+    <w:p>
+      <w:r>
+        <w:t>Rådets direktiv 92/43/EEG av den 21 mj 1992 om bevarande av livsmiljöer samt vilda djur och växter.</w:t>
+      </w:r>
+    </w:p>
+    <w:p>
+      <w:r>
+        <w:t xml:space="preserve">Skogsstyrelsen, 2026. </w:t>
+      </w:r>
+      <w:r>
+        <w:rPr>
+          <w:i/>
+        </w:rPr>
+        <w:t>Biologisk mångfald i skogen.</w:t>
+      </w:r>
+      <w:r>
+        <w:t xml:space="preserve"> Rapport 2026/07.</w:t>
+      </w:r>
+    </w:p>
+    <w:p>
+      <w:r>
+        <w:t xml:space="preserve">SLU Artdatabanken, 2019. </w:t>
+      </w:r>
+      <w:r>
+        <w:rPr>
+          <w:i/>
+        </w:rPr>
+        <w:t>Sveriges arter och naturtyper i EU:s art- och habitatdirektiv.</w:t>
+      </w:r>
+      <w:r>
+        <w:t xml:space="preserve"> Resultat från rapportering 2019 till EU av bevarandestatus 2013-2018.</w:t>
       </w:r>
     </w:p>
     <w:sectPr>
@@ -552,7 +1904,7 @@
     <w:r>
       <w:tab/>
       <w:tab/>
-      <w:t>2026-07-23</w:t>
+      <w:t>2026-07-24</w:t>
       <w:br/>
       <w:br/>
     </w:r>

--- a/tillsyn/A 29667-2025 tillsynsbegäran.docx
+++ b/tillsyn/A 29667-2025 tillsynsbegäran.docx
@@ -22,7 +22,7 @@
       <w:r>
         <w:drawing>
           <wp:inline xmlns:a="http://schemas.openxmlformats.org/drawingml/2006/main" xmlns:pic="http://schemas.openxmlformats.org/drawingml/2006/picture">
-            <wp:extent cx="5486400" cy="4553558"/>
+            <wp:extent cx="5486400" cy="4555123"/>
             <wp:docPr id="1" name="Picture 1"/>
             <wp:cNvGraphicFramePr>
               <a:graphicFrameLocks noChangeAspect="1"/>
@@ -43,7 +43,7 @@
                   <pic:spPr>
                     <a:xfrm>
                       <a:off x="0" y="0"/>
-                      <a:ext cx="5486400" cy="4553558"/>
+                      <a:ext cx="5486400" cy="4555123"/>
                     </a:xfrm>
                     <a:prstGeom prst="rect"/>
                   </pic:spPr>
@@ -65,7 +65,7 @@
     </w:p>
     <w:p>
       <w:r>
-        <w:t>I och inom 11 meter från avverkningsanmälan finns fynd av 32 naturvårdsarter, varav 21 är rödlistade, 9 är fridlysta, 23 är typiska (T) och 8 är signalarter (S): blackticka (VU), doftticka (VU, T, §8), garnlav (VU, T), gränsticka (VU, T), tajgaskinn (VU), blanksvart spiklav (NT), duvhök (NT, §4), dvärgbägarlav (NT, T), gammelgransskål (NT, T), knottrig blåslav (NT, T), rosenticka (NT, T), rödbrun blekspik (NT, T), stjärntagging (NT, T), talltita (NT, §4), tretåig hackspett (NT, T, §4), ullticka (NT, T), vedskivlav (NT, T), vedtrappmossa (NT, T), violmussling (NT, T), vitgrynig nållav (NT), älg (NT), bronshjon (S, T), bårdlav (S, T), korallrot (S, T, §8), luddlav (S, T), norrlandslav (S, T), spindelblomster (S, T, §8), stuplav (S, T), vågbandad barkbock (S), spillkråka (T, §4), tjäder (T, §4) och brudsporre (§8). Se Figur 1.</w:t>
+        <w:t>I och inom 11 meter från avverkningsanmälan finns fynd av 33 naturvårdsarter, varav 22 är rödlistade, 9 är fridlysta, 23 är typiska (T) och 8 är signalarter (S): blackticka (VU), doftticka (VU, T, §8), garnlav (VU, T), grantickeporing (VU), gränsticka (VU, T), tajgaskinn (VU), blanksvart spiklav (NT), duvhök (NT, §4), dvärgbägarlav (NT, T), gammelgransskål (NT, T), knottrig blåslav (NT, T), rosenticka (NT, T), rödbrun blekspik (NT, T), stjärntagging (NT, T), talltita (NT, §4), tretåig hackspett (NT, T, §4), ullticka (NT, T), vedskivlav (NT, T), vedtrappmossa (NT, T), violmussling (NT, T), vitgrynig nållav (NT), älg (NT), bronshjon (S, T), bårdlav (S, T), korallrot (S, T, §8), luddlav (S, T), norrlandslav (S, T), spindelblomster (S, T, §8), stuplav (S, T), vågbandad barkbock (S), spillkråka (T, §4), tjäder (T, §4) och brudsporre (§8). Se Figur 1.</w:t>
       </w:r>
     </w:p>
     <w:p>
@@ -171,6 +171,17 @@
       </w:r>
       <w:r>
         <w:t xml:space="preserve"> (SLU Artdatabanken, 2026).</w:t>
+      </w:r>
+    </w:p>
+    <w:p>
+      <w:r>
+        <w:rPr>
+          <w:b/>
+        </w:rPr>
+        <w:t>Grantickeporing (VU)</w:t>
+      </w:r>
+      <w:r>
+        <w:t xml:space="preserve"> växer på murken ved och döda fruktkroppar av granticka och gränsticka (VU). Den förekommer i naturskogsliknade granskogar, gärna i fuktiga miljöer vid källbäckar och liknande. Avverkning av naturskogslika miljöer och av grova granar där grantickeporing förekommer är ett direkt hot mot artens fortlevnad. Gamla granskogar som hyser arten undantas helt från skogsbruk (SLU Artdatabanken, 2026).</w:t>
       </w:r>
     </w:p>
     <w:p>
@@ -1904,7 +1915,7 @@
     <w:r>
       <w:tab/>
       <w:tab/>
-      <w:t>2026-07-24</w:t>
+      <w:t>2026-07-25</w:t>
       <w:br/>
       <w:br/>
     </w:r>

--- a/tillsyn/A 29667-2025 tillsynsbegäran.docx
+++ b/tillsyn/A 29667-2025 tillsynsbegäran.docx
@@ -1915,7 +1915,7 @@
     <w:r>
       <w:tab/>
       <w:tab/>
-      <w:t>2026-07-25</w:t>
+      <w:t>2026-07-26</w:t>
       <w:br/>
       <w:br/>
     </w:r>

--- a/tillsyn/A 29667-2025 tillsynsbegäran.docx
+++ b/tillsyn/A 29667-2025 tillsynsbegäran.docx
@@ -1915,7 +1915,7 @@
     <w:r>
       <w:tab/>
       <w:tab/>
-      <w:t>2026-07-26</w:t>
+      <w:t>2026-07-27</w:t>
       <w:br/>
       <w:br/>
     </w:r>

--- a/tillsyn/A 29667-2025 tillsynsbegäran.docx
+++ b/tillsyn/A 29667-2025 tillsynsbegäran.docx
@@ -1915,7 +1915,7 @@
     <w:r>
       <w:tab/>
       <w:tab/>
-      <w:t>2026-07-27</w:t>
+      <w:t>2026-07-28</w:t>
       <w:br/>
       <w:br/>
     </w:r>

--- a/tillsyn/A 29667-2025 tillsynsbegäran.docx
+++ b/tillsyn/A 29667-2025 tillsynsbegäran.docx
@@ -1915,7 +1915,7 @@
     <w:r>
       <w:tab/>
       <w:tab/>
-      <w:t>2026-07-28</w:t>
+      <w:t>2026-07-29</w:t>
       <w:br/>
       <w:br/>
     </w:r>

--- a/tillsyn/A 29667-2025 tillsynsbegäran.docx
+++ b/tillsyn/A 29667-2025 tillsynsbegäran.docx
@@ -1915,7 +1915,7 @@
     <w:r>
       <w:tab/>
       <w:tab/>
-      <w:t>2026-07-29</w:t>
+      <w:t>2026-07-30</w:t>
       <w:br/>
       <w:br/>
     </w:r>

--- a/tillsyn/A 29667-2025 tillsynsbegäran.docx
+++ b/tillsyn/A 29667-2025 tillsynsbegäran.docx
@@ -22,7 +22,7 @@
       <w:r>
         <w:drawing>
           <wp:inline xmlns:a="http://schemas.openxmlformats.org/drawingml/2006/main" xmlns:pic="http://schemas.openxmlformats.org/drawingml/2006/picture">
-            <wp:extent cx="5486400" cy="4555123"/>
+            <wp:extent cx="5486400" cy="4556683"/>
             <wp:docPr id="1" name="Picture 1"/>
             <wp:cNvGraphicFramePr>
               <a:graphicFrameLocks noChangeAspect="1"/>
@@ -43,7 +43,7 @@
                   <pic:spPr>
                     <a:xfrm>
                       <a:off x="0" y="0"/>
-                      <a:ext cx="5486400" cy="4555123"/>
+                      <a:ext cx="5486400" cy="4556683"/>
                     </a:xfrm>
                     <a:prstGeom prst="rect"/>
                   </pic:spPr>
@@ -1915,7 +1915,7 @@
     <w:r>
       <w:tab/>
       <w:tab/>
-      <w:t>2026-07-30</w:t>
+      <w:t>2026-07-31</w:t>
       <w:br/>
       <w:br/>
     </w:r>

--- a/tillsyn/A 29667-2025 tillsynsbegäran.docx
+++ b/tillsyn/A 29667-2025 tillsynsbegäran.docx
@@ -1915,7 +1915,7 @@
     <w:r>
       <w:tab/>
       <w:tab/>
-      <w:t>2026-07-31</w:t>
+      <w:t>2026-08-01</w:t>
       <w:br/>
       <w:br/>
     </w:r>

--- a/tillsyn/A 29667-2025 tillsynsbegäran.docx
+++ b/tillsyn/A 29667-2025 tillsynsbegäran.docx
@@ -1915,7 +1915,7 @@
     <w:r>
       <w:tab/>
       <w:tab/>
-      <w:t>2026-08-01</w:t>
+      <w:t>2026-08-02</w:t>
       <w:br/>
       <w:br/>
     </w:r>

--- a/tillsyn/A 29667-2025 tillsynsbegäran.docx
+++ b/tillsyn/A 29667-2025 tillsynsbegäran.docx
@@ -1915,7 +1915,7 @@
     <w:r>
       <w:tab/>
       <w:tab/>
-      <w:t>2026-08-02</w:t>
+      <w:t>2026-08-03</w:t>
       <w:br/>
       <w:br/>
     </w:r>

--- a/tillsyn/A 29667-2025 tillsynsbegäran.docx
+++ b/tillsyn/A 29667-2025 tillsynsbegäran.docx
@@ -1915,7 +1915,7 @@
     <w:r>
       <w:tab/>
       <w:tab/>
-      <w:t>2026-08-03</w:t>
+      <w:t>2026-08-04</w:t>
       <w:br/>
       <w:br/>
     </w:r>

--- a/tillsyn/A 29667-2025 tillsynsbegäran.docx
+++ b/tillsyn/A 29667-2025 tillsynsbegäran.docx
@@ -1915,7 +1915,7 @@
     <w:r>
       <w:tab/>
       <w:tab/>
-      <w:t>2026-08-04</w:t>
+      <w:t>2026-08-05</w:t>
       <w:br/>
       <w:br/>
     </w:r>

--- a/tillsyn/A 29667-2025 tillsynsbegäran.docx
+++ b/tillsyn/A 29667-2025 tillsynsbegäran.docx
@@ -1915,7 +1915,7 @@
     <w:r>
       <w:tab/>
       <w:tab/>
-      <w:t>2026-08-05</w:t>
+      <w:t>2026-08-07</w:t>
       <w:br/>
       <w:br/>
     </w:r>

--- a/tillsyn/A 29667-2025 tillsynsbegäran.docx
+++ b/tillsyn/A 29667-2025 tillsynsbegäran.docx
@@ -1915,7 +1915,7 @@
     <w:r>
       <w:tab/>
       <w:tab/>
-      <w:t>2026-08-07</w:t>
+      <w:t>2026-08-08</w:t>
       <w:br/>
       <w:br/>
     </w:r>

--- a/tillsyn/A 29667-2025 tillsynsbegäran.docx
+++ b/tillsyn/A 29667-2025 tillsynsbegäran.docx
@@ -1915,7 +1915,7 @@
     <w:r>
       <w:tab/>
       <w:tab/>
-      <w:t>2026-08-15</w:t>
+      <w:t>2026-08-16</w:t>
       <w:br/>
       <w:br/>
     </w:r>

--- a/tillsyn/A 29667-2025 tillsynsbegäran.docx
+++ b/tillsyn/A 29667-2025 tillsynsbegäran.docx
@@ -1915,7 +1915,7 @@
     <w:r>
       <w:tab/>
       <w:tab/>
-      <w:t>2026-08-16</w:t>
+      <w:t>2026-08-17</w:t>
       <w:br/>
       <w:br/>
     </w:r>

--- a/tillsyn/A 29667-2025 tillsynsbegäran.docx
+++ b/tillsyn/A 29667-2025 tillsynsbegäran.docx
@@ -1915,7 +1915,7 @@
     <w:r>
       <w:tab/>
       <w:tab/>
-      <w:t>2026-08-17</w:t>
+      <w:t>2026-08-18</w:t>
       <w:br/>
       <w:br/>
     </w:r>

--- a/tillsyn/A 29667-2025 tillsynsbegäran.docx
+++ b/tillsyn/A 29667-2025 tillsynsbegäran.docx
@@ -1915,7 +1915,7 @@
     <w:r>
       <w:tab/>
       <w:tab/>
-      <w:t>2026-08-18</w:t>
+      <w:t>2026-08-19</w:t>
       <w:br/>
       <w:br/>
     </w:r>

--- a/tillsyn/A 29667-2025 tillsynsbegäran.docx
+++ b/tillsyn/A 29667-2025 tillsynsbegäran.docx
@@ -1915,7 +1915,7 @@
     <w:r>
       <w:tab/>
       <w:tab/>
-      <w:t>2026-08-19</w:t>
+      <w:t>2026-08-20</w:t>
       <w:br/>
       <w:br/>
     </w:r>

--- a/tillsyn/A 29667-2025 tillsynsbegäran.docx
+++ b/tillsyn/A 29667-2025 tillsynsbegäran.docx
@@ -1915,7 +1915,7 @@
     <w:r>
       <w:tab/>
       <w:tab/>
-      <w:t>2026-08-20</w:t>
+      <w:t>2026-08-21</w:t>
       <w:br/>
       <w:br/>
     </w:r>

--- a/tillsyn/A 29667-2025 tillsynsbegäran.docx
+++ b/tillsyn/A 29667-2025 tillsynsbegäran.docx
@@ -1915,7 +1915,7 @@
     <w:r>
       <w:tab/>
       <w:tab/>
-      <w:t>2026-08-21</w:t>
+      <w:t>2026-08-22</w:t>
       <w:br/>
       <w:br/>
     </w:r>

--- a/tillsyn/A 29667-2025 tillsynsbegäran.docx
+++ b/tillsyn/A 29667-2025 tillsynsbegäran.docx
@@ -1915,7 +1915,7 @@
     <w:r>
       <w:tab/>
       <w:tab/>
-      <w:t>2026-08-22</w:t>
+      <w:t>2026-08-23</w:t>
       <w:br/>
       <w:br/>
     </w:r>

--- a/tillsyn/A 29667-2025 tillsynsbegäran.docx
+++ b/tillsyn/A 29667-2025 tillsynsbegäran.docx
@@ -1915,7 +1915,7 @@
     <w:r>
       <w:tab/>
       <w:tab/>
-      <w:t>2026-08-23</w:t>
+      <w:t>2026-08-24</w:t>
       <w:br/>
       <w:br/>
     </w:r>

--- a/tillsyn/A 29667-2025 tillsynsbegäran.docx
+++ b/tillsyn/A 29667-2025 tillsynsbegäran.docx
@@ -1915,7 +1915,7 @@
     <w:r>
       <w:tab/>
       <w:tab/>
-      <w:t>2026-08-24</w:t>
+      <w:t>2026-08-25</w:t>
       <w:br/>
       <w:br/>
     </w:r>

--- a/tillsyn/A 29667-2025 tillsynsbegäran.docx
+++ b/tillsyn/A 29667-2025 tillsynsbegäran.docx
@@ -1915,7 +1915,7 @@
     <w:r>
       <w:tab/>
       <w:tab/>
-      <w:t>2026-08-25</w:t>
+      <w:t>2026-08-26</w:t>
       <w:br/>
       <w:br/>
     </w:r>

--- a/tillsyn/A 29667-2025 tillsynsbegäran.docx
+++ b/tillsyn/A 29667-2025 tillsynsbegäran.docx
@@ -1915,7 +1915,7 @@
     <w:r>
       <w:tab/>
       <w:tab/>
-      <w:t>2026-08-26</w:t>
+      <w:t>2026-08-27</w:t>
       <w:br/>
       <w:br/>
     </w:r>

--- a/tillsyn/A 29667-2025 tillsynsbegäran.docx
+++ b/tillsyn/A 29667-2025 tillsynsbegäran.docx
@@ -1915,7 +1915,7 @@
     <w:r>
       <w:tab/>
       <w:tab/>
-      <w:t>2026-08-27</w:t>
+      <w:t>2026-08-28</w:t>
       <w:br/>
       <w:br/>
     </w:r>

--- a/tillsyn/A 29667-2025 tillsynsbegäran.docx
+++ b/tillsyn/A 29667-2025 tillsynsbegäran.docx
@@ -1915,7 +1915,7 @@
     <w:r>
       <w:tab/>
       <w:tab/>
-      <w:t>2026-08-28</w:t>
+      <w:t>2026-08-29</w:t>
       <w:br/>
       <w:br/>
     </w:r>

--- a/tillsyn/A 29667-2025 tillsynsbegäran.docx
+++ b/tillsyn/A 29667-2025 tillsynsbegäran.docx
@@ -1915,7 +1915,7 @@
     <w:r>
       <w:tab/>
       <w:tab/>
-      <w:t>2026-08-29</w:t>
+      <w:t>2026-08-31</w:t>
       <w:br/>
       <w:br/>
     </w:r>

--- a/tillsyn/A 29667-2025 tillsynsbegäran.docx
+++ b/tillsyn/A 29667-2025 tillsynsbegäran.docx
@@ -1915,7 +1915,7 @@
     <w:r>
       <w:tab/>
       <w:tab/>
-      <w:t>2026-08-31</w:t>
+      <w:t>2026-09-01</w:t>
       <w:br/>
       <w:br/>
     </w:r>

--- a/tillsyn/A 29667-2025 tillsynsbegäran.docx
+++ b/tillsyn/A 29667-2025 tillsynsbegäran.docx
@@ -1915,7 +1915,7 @@
     <w:r>
       <w:tab/>
       <w:tab/>
-      <w:t>2026-09-01</w:t>
+      <w:t>2026-09-02</w:t>
       <w:br/>
       <w:br/>
     </w:r>

--- a/tillsyn/A 29667-2025 tillsynsbegäran.docx
+++ b/tillsyn/A 29667-2025 tillsynsbegäran.docx
@@ -1915,7 +1915,7 @@
     <w:r>
       <w:tab/>
       <w:tab/>
-      <w:t>2026-09-02</w:t>
+      <w:t>2026-09-03</w:t>
       <w:br/>
       <w:br/>
     </w:r>

--- a/tillsyn/A 29667-2025 tillsynsbegäran.docx
+++ b/tillsyn/A 29667-2025 tillsynsbegäran.docx
@@ -1915,7 +1915,7 @@
     <w:r>
       <w:tab/>
       <w:tab/>
-      <w:t>2026-09-03</w:t>
+      <w:t>2026-09-04</w:t>
       <w:br/>
       <w:br/>
     </w:r>

--- a/tillsyn/A 29667-2025 tillsynsbegäran.docx
+++ b/tillsyn/A 29667-2025 tillsynsbegäran.docx
@@ -1915,7 +1915,7 @@
     <w:r>
       <w:tab/>
       <w:tab/>
-      <w:t>2026-09-04</w:t>
+      <w:t>2026-09-05</w:t>
       <w:br/>
       <w:br/>
     </w:r>

--- a/tillsyn/A 29667-2025 tillsynsbegäran.docx
+++ b/tillsyn/A 29667-2025 tillsynsbegäran.docx
@@ -1915,7 +1915,7 @@
     <w:r>
       <w:tab/>
       <w:tab/>
-      <w:t>2026-09-05</w:t>
+      <w:t>2026-09-06</w:t>
       <w:br/>
       <w:br/>
     </w:r>

--- a/tillsyn/A 29667-2025 tillsynsbegäran.docx
+++ b/tillsyn/A 29667-2025 tillsynsbegäran.docx
@@ -1915,7 +1915,7 @@
     <w:r>
       <w:tab/>
       <w:tab/>
-      <w:t>2026-09-06</w:t>
+      <w:t>2026-09-07</w:t>
       <w:br/>
       <w:br/>
     </w:r>

--- a/tillsyn/A 29667-2025 tillsynsbegäran.docx
+++ b/tillsyn/A 29667-2025 tillsynsbegäran.docx
@@ -1915,7 +1915,7 @@
     <w:r>
       <w:tab/>
       <w:tab/>
-      <w:t>2026-09-07</w:t>
+      <w:t>2026-09-08</w:t>
       <w:br/>
       <w:br/>
     </w:r>

--- a/tillsyn/A 29667-2025 tillsynsbegäran.docx
+++ b/tillsyn/A 29667-2025 tillsynsbegäran.docx
@@ -1915,7 +1915,7 @@
     <w:r>
       <w:tab/>
       <w:tab/>
-      <w:t>2026-09-08</w:t>
+      <w:t>2026-09-09</w:t>
       <w:br/>
       <w:br/>
     </w:r>

--- a/tillsyn/A 29667-2025 tillsynsbegäran.docx
+++ b/tillsyn/A 29667-2025 tillsynsbegäran.docx
@@ -1915,7 +1915,7 @@
     <w:r>
       <w:tab/>
       <w:tab/>
-      <w:t>2026-09-09</w:t>
+      <w:t>2026-09-10</w:t>
       <w:br/>
       <w:br/>
     </w:r>

--- a/tillsyn/A 29667-2025 tillsynsbegäran.docx
+++ b/tillsyn/A 29667-2025 tillsynsbegäran.docx
@@ -1915,7 +1915,7 @@
     <w:r>
       <w:tab/>
       <w:tab/>
-      <w:t>2026-09-10</w:t>
+      <w:t>2026-09-11</w:t>
       <w:br/>
       <w:br/>
     </w:r>

--- a/tillsyn/A 29667-2025 tillsynsbegäran.docx
+++ b/tillsyn/A 29667-2025 tillsynsbegäran.docx
@@ -1915,7 +1915,7 @@
     <w:r>
       <w:tab/>
       <w:tab/>
-      <w:t>2026-09-11</w:t>
+      <w:t>2026-09-12</w:t>
       <w:br/>
       <w:br/>
     </w:r>
